--- a/Malicious_URL_Detection_Report.docx
+++ b/Malicious_URL_Detection_Report.docx
@@ -252,6 +252,11 @@
         <w:t>TABLE OF CONTENTS</w:t>
       </w:r>
     </w:p>
+    <w:p>
+      <w:pPr>
+        <w:spacing w:after="360" w:before="0" w:line="360" w:lineRule="auto"/>
+      </w:pPr>
+    </w:p>
     <w:tbl>
       <w:tblPr>
         <w:tblStyle w:val="TableGrid"/>
@@ -265,13 +270,18 @@
         <w:gridCol w:w="3120"/>
       </w:tblGrid>
       <w:tr>
+        <w:trPr>
+          <w:trHeight w:val="403"/>
+        </w:trPr>
         <w:tc>
           <w:tcPr>
-            <w:tcW w:type="dxa" w:w="1152"/>
+            <w:tcW w:type="dxa" w:w="1008"/>
+            <w:vAlign w:val="center"/>
           </w:tcPr>
           <w:p>
             <w:pPr>
-              <w:spacing w:after="0" w:line="240" w:lineRule="auto"/>
+              <w:spacing w:after="0" w:before="0" w:line="240" w:lineRule="auto"/>
+              <w:jc w:val="left"/>
             </w:pPr>
             <w:r/>
             <w:r>
@@ -287,11 +297,13 @@
         </w:tc>
         <w:tc>
           <w:tcPr>
-            <w:tcW w:type="dxa" w:w="6768"/>
+            <w:tcW w:type="dxa" w:w="6336"/>
+            <w:vAlign w:val="center"/>
           </w:tcPr>
           <w:p>
             <w:pPr>
-              <w:spacing w:after="0" w:line="240" w:lineRule="auto"/>
+              <w:spacing w:after="0" w:before="0" w:line="240" w:lineRule="auto"/>
+              <w:jc w:val="center"/>
             </w:pPr>
             <w:r/>
             <w:r>
@@ -307,11 +319,13 @@
         </w:tc>
         <w:tc>
           <w:tcPr>
-            <w:tcW w:type="dxa" w:w="1440"/>
+            <w:tcW w:type="dxa" w:w="2016"/>
+            <w:vAlign w:val="center"/>
           </w:tcPr>
           <w:p>
             <w:pPr>
-              <w:spacing w:after="0" w:line="240" w:lineRule="auto"/>
+              <w:spacing w:after="0" w:before="0" w:line="240" w:lineRule="auto"/>
+              <w:jc w:val="center"/>
             </w:pPr>
             <w:r/>
             <w:r>
@@ -327,13 +341,60 @@
         </w:tc>
       </w:tr>
       <w:tr>
+        <w:trPr>
+          <w:trHeight w:val="403"/>
+        </w:trPr>
         <w:tc>
           <w:tcPr>
-            <w:tcW w:type="dxa" w:w="1152"/>
+            <w:tcW w:type="dxa" w:w="1008"/>
+            <w:vAlign w:val="center"/>
           </w:tcPr>
           <w:p>
             <w:pPr>
-              <w:spacing w:after="0" w:line="240" w:lineRule="auto"/>
+              <w:spacing w:after="0" w:before="0" w:line="240" w:lineRule="auto"/>
+            </w:pPr>
+            <w:r/>
+            <w:r>
+              <w:rPr>
+                <w:rFonts w:ascii="Times New Roman" w:hAnsi="Times New Roman" w:eastAsia="Times New Roman"/>
+                <w:b/>
+                <w:i w:val="0"/>
+                <w:sz w:val="24"/>
+              </w:rPr>
+            </w:r>
+          </w:p>
+        </w:tc>
+        <w:tc>
+          <w:tcPr>
+            <w:tcW w:type="dxa" w:w="6336"/>
+            <w:vAlign w:val="center"/>
+          </w:tcPr>
+          <w:p>
+            <w:pPr>
+              <w:spacing w:after="0" w:before="0" w:line="240" w:lineRule="auto"/>
+              <w:ind w:left="86"/>
+            </w:pPr>
+            <w:r/>
+            <w:r>
+              <w:rPr>
+                <w:rFonts w:ascii="Times New Roman" w:hAnsi="Times New Roman" w:eastAsia="Times New Roman"/>
+                <w:b/>
+                <w:i w:val="0"/>
+                <w:sz w:val="24"/>
+              </w:rPr>
+              <w:t>ABSTRACT</w:t>
+            </w:r>
+          </w:p>
+        </w:tc>
+        <w:tc>
+          <w:tcPr>
+            <w:tcW w:type="dxa" w:w="2016"/>
+            <w:vAlign w:val="center"/>
+          </w:tcPr>
+          <w:p>
+            <w:pPr>
+              <w:spacing w:after="0" w:before="0" w:line="240" w:lineRule="auto"/>
+              <w:jc w:val="center"/>
             </w:pPr>
             <w:r/>
             <w:r>
@@ -343,16 +404,67 @@
                 <w:i w:val="0"/>
                 <w:sz w:val="24"/>
               </w:rPr>
+              <w:t>3</w:t>
+            </w:r>
+          </w:p>
+        </w:tc>
+      </w:tr>
+      <w:tr>
+        <w:trPr>
+          <w:trHeight w:val="403"/>
+        </w:trPr>
+        <w:tc>
+          <w:tcPr>
+            <w:tcW w:type="dxa" w:w="1008"/>
+            <w:vAlign w:val="center"/>
+          </w:tcPr>
+          <w:p>
+            <w:pPr>
+              <w:spacing w:after="0" w:before="0" w:line="240" w:lineRule="auto"/>
+            </w:pPr>
+            <w:r/>
+            <w:r>
+              <w:rPr>
+                <w:rFonts w:ascii="Times New Roman" w:hAnsi="Times New Roman" w:eastAsia="Times New Roman"/>
+                <w:b/>
+                <w:i w:val="0"/>
+                <w:sz w:val="24"/>
+              </w:rPr>
+              <w:t>1</w:t>
             </w:r>
           </w:p>
         </w:tc>
         <w:tc>
           <w:tcPr>
-            <w:tcW w:type="dxa" w:w="6768"/>
+            <w:tcW w:type="dxa" w:w="6336"/>
+            <w:vAlign w:val="center"/>
           </w:tcPr>
           <w:p>
             <w:pPr>
-              <w:spacing w:after="0" w:line="240" w:lineRule="auto"/>
+              <w:spacing w:after="0" w:before="0" w:line="240" w:lineRule="auto"/>
+              <w:ind w:left="86"/>
+            </w:pPr>
+            <w:r/>
+            <w:r>
+              <w:rPr>
+                <w:rFonts w:ascii="Times New Roman" w:hAnsi="Times New Roman" w:eastAsia="Times New Roman"/>
+                <w:b/>
+                <w:i w:val="0"/>
+                <w:sz w:val="24"/>
+              </w:rPr>
+              <w:t>INTRODUCTION</w:t>
+            </w:r>
+          </w:p>
+        </w:tc>
+        <w:tc>
+          <w:tcPr>
+            <w:tcW w:type="dxa" w:w="2016"/>
+            <w:vAlign w:val="center"/>
+          </w:tcPr>
+          <w:p>
+            <w:pPr>
+              <w:spacing w:after="0" w:before="0" w:line="240" w:lineRule="auto"/>
+              <w:jc w:val="center"/>
             </w:pPr>
             <w:r/>
             <w:r>
@@ -362,107 +474,29 @@
                 <w:i w:val="0"/>
                 <w:sz w:val="24"/>
               </w:rPr>
-              <w:t>ABSTRACT</w:t>
+              <w:t>4</w:t>
             </w:r>
           </w:p>
         </w:tc>
+      </w:tr>
+      <w:tr>
+        <w:trPr>
+          <w:trHeight w:val="403"/>
+        </w:trPr>
         <w:tc>
           <w:tcPr>
-            <w:tcW w:type="dxa" w:w="1440"/>
+            <w:tcW w:type="dxa" w:w="1008"/>
+            <w:vAlign w:val="center"/>
           </w:tcPr>
           <w:p>
             <w:pPr>
-              <w:spacing w:after="0" w:line="240" w:lineRule="auto"/>
+              <w:spacing w:after="0" w:before="0" w:line="240" w:lineRule="auto"/>
             </w:pPr>
             <w:r/>
             <w:r>
               <w:rPr>
                 <w:rFonts w:ascii="Times New Roman" w:hAnsi="Times New Roman" w:eastAsia="Times New Roman"/>
-                <w:b w:val="0"/>
-                <w:i w:val="0"/>
-                <w:sz w:val="24"/>
-              </w:rPr>
-              <w:t>1</w:t>
-            </w:r>
-          </w:p>
-        </w:tc>
-      </w:tr>
-      <w:tr>
-        <w:tc>
-          <w:tcPr>
-            <w:tcW w:type="dxa" w:w="1152"/>
-          </w:tcPr>
-          <w:p>
-            <w:pPr>
-              <w:spacing w:after="0" w:line="240" w:lineRule="auto"/>
-            </w:pPr>
-            <w:r/>
-            <w:r>
-              <w:rPr>
-                <w:rFonts w:ascii="Times New Roman" w:hAnsi="Times New Roman" w:eastAsia="Times New Roman"/>
-                <w:b w:val="0"/>
-                <w:i w:val="0"/>
-                <w:sz w:val="24"/>
-              </w:rPr>
-              <w:t>1</w:t>
-            </w:r>
-          </w:p>
-        </w:tc>
-        <w:tc>
-          <w:tcPr>
-            <w:tcW w:type="dxa" w:w="6768"/>
-          </w:tcPr>
-          <w:p>
-            <w:pPr>
-              <w:spacing w:after="0" w:line="240" w:lineRule="auto"/>
-            </w:pPr>
-            <w:r/>
-            <w:r>
-              <w:rPr>
-                <w:rFonts w:ascii="Times New Roman" w:hAnsi="Times New Roman" w:eastAsia="Times New Roman"/>
-                <w:b w:val="0"/>
-                <w:i w:val="0"/>
-                <w:sz w:val="24"/>
-              </w:rPr>
-              <w:t>INTRODUCTION</w:t>
-            </w:r>
-          </w:p>
-        </w:tc>
-        <w:tc>
-          <w:tcPr>
-            <w:tcW w:type="dxa" w:w="1440"/>
-          </w:tcPr>
-          <w:p>
-            <w:pPr>
-              <w:spacing w:after="0" w:line="240" w:lineRule="auto"/>
-            </w:pPr>
-            <w:r/>
-            <w:r>
-              <w:rPr>
-                <w:rFonts w:ascii="Times New Roman" w:hAnsi="Times New Roman" w:eastAsia="Times New Roman"/>
-                <w:b w:val="0"/>
-                <w:i w:val="0"/>
-                <w:sz w:val="24"/>
-              </w:rPr>
-              <w:t>2</w:t>
-            </w:r>
-          </w:p>
-        </w:tc>
-      </w:tr>
-      <w:tr>
-        <w:tc>
-          <w:tcPr>
-            <w:tcW w:type="dxa" w:w="1152"/>
-          </w:tcPr>
-          <w:p>
-            <w:pPr>
-              <w:spacing w:after="0" w:line="240" w:lineRule="auto"/>
-            </w:pPr>
-            <w:r/>
-            <w:r>
-              <w:rPr>
-                <w:rFonts w:ascii="Times New Roman" w:hAnsi="Times New Roman" w:eastAsia="Times New Roman"/>
-                <w:b w:val="0"/>
+                <w:b/>
                 <w:i w:val="0"/>
                 <w:sz w:val="24"/>
               </w:rPr>
@@ -471,11 +505,13 @@
         </w:tc>
         <w:tc>
           <w:tcPr>
-            <w:tcW w:type="dxa" w:w="6768"/>
+            <w:tcW w:type="dxa" w:w="6336"/>
+            <w:vAlign w:val="center"/>
           </w:tcPr>
           <w:p>
             <w:pPr>
-              <w:spacing w:after="0" w:line="240" w:lineRule="auto"/>
+              <w:spacing w:after="0" w:before="0" w:line="240" w:lineRule="auto"/>
+              <w:ind w:left="317"/>
             </w:pPr>
             <w:r/>
             <w:r>
@@ -491,73 +527,13 @@
         </w:tc>
         <w:tc>
           <w:tcPr>
-            <w:tcW w:type="dxa" w:w="1440"/>
+            <w:tcW w:type="dxa" w:w="2016"/>
+            <w:vAlign w:val="center"/>
           </w:tcPr>
           <w:p>
             <w:pPr>
-              <w:spacing w:after="0" w:line="240" w:lineRule="auto"/>
-            </w:pPr>
-            <w:r/>
-            <w:r>
-              <w:rPr>
-                <w:rFonts w:ascii="Times New Roman" w:hAnsi="Times New Roman" w:eastAsia="Times New Roman"/>
-                <w:b w:val="0"/>
-                <w:i w:val="0"/>
-                <w:sz w:val="24"/>
-              </w:rPr>
-              <w:t>3</w:t>
-            </w:r>
-          </w:p>
-        </w:tc>
-      </w:tr>
-      <w:tr>
-        <w:tc>
-          <w:tcPr>
-            <w:tcW w:type="dxa" w:w="1152"/>
-          </w:tcPr>
-          <w:p>
-            <w:pPr>
-              <w:spacing w:after="0" w:line="240" w:lineRule="auto"/>
-            </w:pPr>
-            <w:r/>
-            <w:r>
-              <w:rPr>
-                <w:rFonts w:ascii="Times New Roman" w:hAnsi="Times New Roman" w:eastAsia="Times New Roman"/>
-                <w:b w:val="0"/>
-                <w:i w:val="0"/>
-                <w:sz w:val="24"/>
-              </w:rPr>
-              <w:t>2</w:t>
-            </w:r>
-          </w:p>
-        </w:tc>
-        <w:tc>
-          <w:tcPr>
-            <w:tcW w:type="dxa" w:w="6768"/>
-          </w:tcPr>
-          <w:p>
-            <w:pPr>
-              <w:spacing w:after="0" w:line="240" w:lineRule="auto"/>
-            </w:pPr>
-            <w:r/>
-            <w:r>
-              <w:rPr>
-                <w:rFonts w:ascii="Times New Roman" w:hAnsi="Times New Roman" w:eastAsia="Times New Roman"/>
-                <w:b w:val="0"/>
-                <w:i w:val="0"/>
-                <w:sz w:val="24"/>
-              </w:rPr>
-              <w:t>LITERATURE SURVEY</w:t>
-            </w:r>
-          </w:p>
-        </w:tc>
-        <w:tc>
-          <w:tcPr>
-            <w:tcW w:type="dxa" w:w="1440"/>
-          </w:tcPr>
-          <w:p>
-            <w:pPr>
-              <w:spacing w:after="0" w:line="240" w:lineRule="auto"/>
+              <w:spacing w:after="0" w:before="0" w:line="240" w:lineRule="auto"/>
+              <w:jc w:val="center"/>
             </w:pPr>
             <w:r/>
             <w:r>
@@ -573,13 +549,61 @@
         </w:tc>
       </w:tr>
       <w:tr>
+        <w:trPr>
+          <w:trHeight w:val="403"/>
+        </w:trPr>
         <w:tc>
           <w:tcPr>
-            <w:tcW w:type="dxa" w:w="1152"/>
+            <w:tcW w:type="dxa" w:w="1008"/>
+            <w:vAlign w:val="center"/>
           </w:tcPr>
           <w:p>
             <w:pPr>
-              <w:spacing w:after="0" w:line="240" w:lineRule="auto"/>
+              <w:spacing w:after="0" w:before="0" w:line="240" w:lineRule="auto"/>
+            </w:pPr>
+            <w:r/>
+            <w:r>
+              <w:rPr>
+                <w:rFonts w:ascii="Times New Roman" w:hAnsi="Times New Roman" w:eastAsia="Times New Roman"/>
+                <w:b/>
+                <w:i w:val="0"/>
+                <w:sz w:val="24"/>
+              </w:rPr>
+              <w:t>2</w:t>
+            </w:r>
+          </w:p>
+        </w:tc>
+        <w:tc>
+          <w:tcPr>
+            <w:tcW w:type="dxa" w:w="6336"/>
+            <w:vAlign w:val="center"/>
+          </w:tcPr>
+          <w:p>
+            <w:pPr>
+              <w:spacing w:after="0" w:before="0" w:line="240" w:lineRule="auto"/>
+              <w:ind w:left="86"/>
+            </w:pPr>
+            <w:r/>
+            <w:r>
+              <w:rPr>
+                <w:rFonts w:ascii="Times New Roman" w:hAnsi="Times New Roman" w:eastAsia="Times New Roman"/>
+                <w:b/>
+                <w:i w:val="0"/>
+                <w:sz w:val="24"/>
+              </w:rPr>
+              <w:t>LITERATURE SURVEY</w:t>
+            </w:r>
+          </w:p>
+        </w:tc>
+        <w:tc>
+          <w:tcPr>
+            <w:tcW w:type="dxa" w:w="2016"/>
+            <w:vAlign w:val="center"/>
+          </w:tcPr>
+          <w:p>
+            <w:pPr>
+              <w:spacing w:after="0" w:before="0" w:line="240" w:lineRule="auto"/>
+              <w:jc w:val="center"/>
             </w:pPr>
             <w:r/>
             <w:r>
@@ -589,17 +613,67 @@
                 <w:i w:val="0"/>
                 <w:sz w:val="24"/>
               </w:rPr>
+              <w:t>6</w:t>
+            </w:r>
+          </w:p>
+        </w:tc>
+      </w:tr>
+      <w:tr>
+        <w:trPr>
+          <w:trHeight w:val="403"/>
+        </w:trPr>
+        <w:tc>
+          <w:tcPr>
+            <w:tcW w:type="dxa" w:w="1008"/>
+            <w:vAlign w:val="center"/>
+          </w:tcPr>
+          <w:p>
+            <w:pPr>
+              <w:spacing w:after="0" w:before="0" w:line="240" w:lineRule="auto"/>
+            </w:pPr>
+            <w:r/>
+            <w:r>
+              <w:rPr>
+                <w:rFonts w:ascii="Times New Roman" w:hAnsi="Times New Roman" w:eastAsia="Times New Roman"/>
+                <w:b/>
+                <w:i w:val="0"/>
+                <w:sz w:val="24"/>
+              </w:rPr>
               <w:t>3</w:t>
             </w:r>
           </w:p>
         </w:tc>
         <w:tc>
           <w:tcPr>
-            <w:tcW w:type="dxa" w:w="6768"/>
+            <w:tcW w:type="dxa" w:w="6336"/>
+            <w:vAlign w:val="center"/>
           </w:tcPr>
           <w:p>
             <w:pPr>
-              <w:spacing w:after="0" w:line="240" w:lineRule="auto"/>
+              <w:spacing w:after="0" w:before="0" w:line="240" w:lineRule="auto"/>
+              <w:ind w:left="86"/>
+            </w:pPr>
+            <w:r/>
+            <w:r>
+              <w:rPr>
+                <w:rFonts w:ascii="Times New Roman" w:hAnsi="Times New Roman" w:eastAsia="Times New Roman"/>
+                <w:b/>
+                <w:i w:val="0"/>
+                <w:sz w:val="24"/>
+              </w:rPr>
+              <w:t>SYSTEM ANALYSIS</w:t>
+            </w:r>
+          </w:p>
+        </w:tc>
+        <w:tc>
+          <w:tcPr>
+            <w:tcW w:type="dxa" w:w="2016"/>
+            <w:vAlign w:val="center"/>
+          </w:tcPr>
+          <w:p>
+            <w:pPr>
+              <w:spacing w:after="0" w:before="0" w:line="240" w:lineRule="auto"/>
+              <w:jc w:val="center"/>
             </w:pPr>
             <w:r/>
             <w:r>
@@ -609,45 +683,29 @@
                 <w:i w:val="0"/>
                 <w:sz w:val="24"/>
               </w:rPr>
-              <w:t>SYSTEM ANALYSIS</w:t>
+              <w:t>7</w:t>
             </w:r>
           </w:p>
         </w:tc>
+      </w:tr>
+      <w:tr>
+        <w:trPr>
+          <w:trHeight w:val="403"/>
+        </w:trPr>
         <w:tc>
           <w:tcPr>
-            <w:tcW w:type="dxa" w:w="1440"/>
+            <w:tcW w:type="dxa" w:w="1008"/>
+            <w:vAlign w:val="center"/>
           </w:tcPr>
           <w:p>
             <w:pPr>
-              <w:spacing w:after="0" w:line="240" w:lineRule="auto"/>
+              <w:spacing w:after="0" w:before="0" w:line="240" w:lineRule="auto"/>
             </w:pPr>
             <w:r/>
             <w:r>
               <w:rPr>
                 <w:rFonts w:ascii="Times New Roman" w:hAnsi="Times New Roman" w:eastAsia="Times New Roman"/>
-                <w:b w:val="0"/>
-                <w:i w:val="0"/>
-                <w:sz w:val="24"/>
-              </w:rPr>
-              <w:t>5</w:t>
-            </w:r>
-          </w:p>
-        </w:tc>
-      </w:tr>
-      <w:tr>
-        <w:tc>
-          <w:tcPr>
-            <w:tcW w:type="dxa" w:w="1152"/>
-          </w:tcPr>
-          <w:p>
-            <w:pPr>
-              <w:spacing w:after="0" w:line="240" w:lineRule="auto"/>
-            </w:pPr>
-            <w:r/>
-            <w:r>
-              <w:rPr>
-                <w:rFonts w:ascii="Times New Roman" w:hAnsi="Times New Roman" w:eastAsia="Times New Roman"/>
-                <w:b w:val="0"/>
+                <w:b/>
                 <w:i w:val="0"/>
                 <w:sz w:val="24"/>
               </w:rPr>
@@ -656,11 +714,13 @@
         </w:tc>
         <w:tc>
           <w:tcPr>
-            <w:tcW w:type="dxa" w:w="6768"/>
+            <w:tcW w:type="dxa" w:w="6336"/>
+            <w:vAlign w:val="center"/>
           </w:tcPr>
           <w:p>
             <w:pPr>
-              <w:spacing w:after="0" w:line="240" w:lineRule="auto"/>
+              <w:spacing w:after="0" w:before="0" w:line="240" w:lineRule="auto"/>
+              <w:ind w:left="317"/>
             </w:pPr>
             <w:r/>
             <w:r>
@@ -676,11 +736,13 @@
         </w:tc>
         <w:tc>
           <w:tcPr>
-            <w:tcW w:type="dxa" w:w="1440"/>
+            <w:tcW w:type="dxa" w:w="2016"/>
+            <w:vAlign w:val="center"/>
           </w:tcPr>
           <w:p>
             <w:pPr>
-              <w:spacing w:after="0" w:line="240" w:lineRule="auto"/>
+              <w:spacing w:after="0" w:before="0" w:line="240" w:lineRule="auto"/>
+              <w:jc w:val="center"/>
             </w:pPr>
             <w:r/>
             <w:r>
@@ -690,25 +752,29 @@
                 <w:i w:val="0"/>
                 <w:sz w:val="24"/>
               </w:rPr>
-              <w:t>5</w:t>
+              <w:t>7</w:t>
             </w:r>
           </w:p>
         </w:tc>
       </w:tr>
       <w:tr>
+        <w:trPr>
+          <w:trHeight w:val="403"/>
+        </w:trPr>
         <w:tc>
           <w:tcPr>
-            <w:tcW w:type="dxa" w:w="1152"/>
+            <w:tcW w:type="dxa" w:w="1008"/>
+            <w:vAlign w:val="center"/>
           </w:tcPr>
           <w:p>
             <w:pPr>
-              <w:spacing w:after="0" w:line="240" w:lineRule="auto"/>
+              <w:spacing w:after="0" w:before="0" w:line="240" w:lineRule="auto"/>
             </w:pPr>
             <w:r/>
             <w:r>
               <w:rPr>
                 <w:rFonts w:ascii="Times New Roman" w:hAnsi="Times New Roman" w:eastAsia="Times New Roman"/>
-                <w:b w:val="0"/>
+                <w:b/>
                 <w:i w:val="0"/>
                 <w:sz w:val="24"/>
               </w:rPr>
@@ -717,11 +783,13 @@
         </w:tc>
         <w:tc>
           <w:tcPr>
-            <w:tcW w:type="dxa" w:w="6768"/>
+            <w:tcW w:type="dxa" w:w="6336"/>
+            <w:vAlign w:val="center"/>
           </w:tcPr>
           <w:p>
             <w:pPr>
-              <w:spacing w:after="0" w:line="240" w:lineRule="auto"/>
+              <w:spacing w:after="0" w:before="0" w:line="240" w:lineRule="auto"/>
+              <w:ind w:left="317"/>
             </w:pPr>
             <w:r/>
             <w:r>
@@ -737,73 +805,13 @@
         </w:tc>
         <w:tc>
           <w:tcPr>
-            <w:tcW w:type="dxa" w:w="1440"/>
+            <w:tcW w:type="dxa" w:w="2016"/>
+            <w:vAlign w:val="center"/>
           </w:tcPr>
           <w:p>
             <w:pPr>
-              <w:spacing w:after="0" w:line="240" w:lineRule="auto"/>
-            </w:pPr>
-            <w:r/>
-            <w:r>
-              <w:rPr>
-                <w:rFonts w:ascii="Times New Roman" w:hAnsi="Times New Roman" w:eastAsia="Times New Roman"/>
-                <w:b w:val="0"/>
-                <w:i w:val="0"/>
-                <w:sz w:val="24"/>
-              </w:rPr>
-              <w:t>6</w:t>
-            </w:r>
-          </w:p>
-        </w:tc>
-      </w:tr>
-      <w:tr>
-        <w:tc>
-          <w:tcPr>
-            <w:tcW w:type="dxa" w:w="1152"/>
-          </w:tcPr>
-          <w:p>
-            <w:pPr>
-              <w:spacing w:after="0" w:line="240" w:lineRule="auto"/>
-            </w:pPr>
-            <w:r/>
-            <w:r>
-              <w:rPr>
-                <w:rFonts w:ascii="Times New Roman" w:hAnsi="Times New Roman" w:eastAsia="Times New Roman"/>
-                <w:b w:val="0"/>
-                <w:i w:val="0"/>
-                <w:sz w:val="24"/>
-              </w:rPr>
-              <w:t>4</w:t>
-            </w:r>
-          </w:p>
-        </w:tc>
-        <w:tc>
-          <w:tcPr>
-            <w:tcW w:type="dxa" w:w="6768"/>
-          </w:tcPr>
-          <w:p>
-            <w:pPr>
-              <w:spacing w:after="0" w:line="240" w:lineRule="auto"/>
-            </w:pPr>
-            <w:r/>
-            <w:r>
-              <w:rPr>
-                <w:rFonts w:ascii="Times New Roman" w:hAnsi="Times New Roman" w:eastAsia="Times New Roman"/>
-                <w:b w:val="0"/>
-                <w:i w:val="0"/>
-                <w:sz w:val="24"/>
-              </w:rPr>
-              <w:t>TOOLS AND TECHNOLOGIES USED</w:t>
-            </w:r>
-          </w:p>
-        </w:tc>
-        <w:tc>
-          <w:tcPr>
-            <w:tcW w:type="dxa" w:w="1440"/>
-          </w:tcPr>
-          <w:p>
-            <w:pPr>
-              <w:spacing w:after="0" w:line="240" w:lineRule="auto"/>
+              <w:spacing w:after="0" w:before="0" w:line="240" w:lineRule="auto"/>
+              <w:jc w:val="center"/>
             </w:pPr>
             <w:r/>
             <w:r>
@@ -819,53 +827,61 @@
         </w:tc>
       </w:tr>
       <w:tr>
+        <w:trPr>
+          <w:trHeight w:val="403"/>
+        </w:trPr>
         <w:tc>
           <w:tcPr>
-            <w:tcW w:type="dxa" w:w="1152"/>
+            <w:tcW w:type="dxa" w:w="1008"/>
+            <w:vAlign w:val="center"/>
           </w:tcPr>
           <w:p>
             <w:pPr>
-              <w:spacing w:after="0" w:line="240" w:lineRule="auto"/>
+              <w:spacing w:after="0" w:before="0" w:line="240" w:lineRule="auto"/>
             </w:pPr>
             <w:r/>
             <w:r>
               <w:rPr>
                 <w:rFonts w:ascii="Times New Roman" w:hAnsi="Times New Roman" w:eastAsia="Times New Roman"/>
-                <w:b w:val="0"/>
+                <w:b/>
                 <w:i w:val="0"/>
                 <w:sz w:val="24"/>
               </w:rPr>
-              <w:t>5</w:t>
+              <w:t>4</w:t>
             </w:r>
           </w:p>
         </w:tc>
         <w:tc>
           <w:tcPr>
-            <w:tcW w:type="dxa" w:w="6768"/>
+            <w:tcW w:type="dxa" w:w="6336"/>
+            <w:vAlign w:val="center"/>
           </w:tcPr>
           <w:p>
             <w:pPr>
-              <w:spacing w:after="0" w:line="240" w:lineRule="auto"/>
+              <w:spacing w:after="0" w:before="0" w:line="240" w:lineRule="auto"/>
+              <w:ind w:left="86"/>
             </w:pPr>
             <w:r/>
             <w:r>
               <w:rPr>
                 <w:rFonts w:ascii="Times New Roman" w:hAnsi="Times New Roman" w:eastAsia="Times New Roman"/>
-                <w:b w:val="0"/>
+                <w:b/>
                 <w:i w:val="0"/>
                 <w:sz w:val="24"/>
               </w:rPr>
-              <w:t>METHODOLOGY</w:t>
+              <w:t>TOOLS AND TECHNOLOGIES USED</w:t>
             </w:r>
           </w:p>
         </w:tc>
         <w:tc>
           <w:tcPr>
-            <w:tcW w:type="dxa" w:w="1440"/>
+            <w:tcW w:type="dxa" w:w="2016"/>
+            <w:vAlign w:val="center"/>
           </w:tcPr>
           <w:p>
             <w:pPr>
-              <w:spacing w:after="0" w:line="240" w:lineRule="auto"/>
+              <w:spacing w:after="0" w:before="0" w:line="240" w:lineRule="auto"/>
+              <w:jc w:val="center"/>
             </w:pPr>
             <w:r/>
             <w:r>
@@ -881,13 +897,61 @@
         </w:tc>
       </w:tr>
       <w:tr>
+        <w:trPr>
+          <w:trHeight w:val="403"/>
+        </w:trPr>
         <w:tc>
           <w:tcPr>
-            <w:tcW w:type="dxa" w:w="1152"/>
+            <w:tcW w:type="dxa" w:w="1008"/>
+            <w:vAlign w:val="center"/>
           </w:tcPr>
           <w:p>
             <w:pPr>
-              <w:spacing w:after="0" w:line="240" w:lineRule="auto"/>
+              <w:spacing w:after="0" w:before="0" w:line="240" w:lineRule="auto"/>
+            </w:pPr>
+            <w:r/>
+            <w:r>
+              <w:rPr>
+                <w:rFonts w:ascii="Times New Roman" w:hAnsi="Times New Roman" w:eastAsia="Times New Roman"/>
+                <w:b/>
+                <w:i w:val="0"/>
+                <w:sz w:val="24"/>
+              </w:rPr>
+              <w:t>5</w:t>
+            </w:r>
+          </w:p>
+        </w:tc>
+        <w:tc>
+          <w:tcPr>
+            <w:tcW w:type="dxa" w:w="6336"/>
+            <w:vAlign w:val="center"/>
+          </w:tcPr>
+          <w:p>
+            <w:pPr>
+              <w:spacing w:after="0" w:before="0" w:line="240" w:lineRule="auto"/>
+              <w:ind w:left="86"/>
+            </w:pPr>
+            <w:r/>
+            <w:r>
+              <w:rPr>
+                <w:rFonts w:ascii="Times New Roman" w:hAnsi="Times New Roman" w:eastAsia="Times New Roman"/>
+                <w:b/>
+                <w:i w:val="0"/>
+                <w:sz w:val="24"/>
+              </w:rPr>
+              <w:t>METHODOLOGY</w:t>
+            </w:r>
+          </w:p>
+        </w:tc>
+        <w:tc>
+          <w:tcPr>
+            <w:tcW w:type="dxa" w:w="2016"/>
+            <w:vAlign w:val="center"/>
+          </w:tcPr>
+          <w:p>
+            <w:pPr>
+              <w:spacing w:after="0" w:before="0" w:line="240" w:lineRule="auto"/>
+              <w:jc w:val="center"/>
             </w:pPr>
             <w:r/>
             <w:r>
@@ -897,16 +961,44 @@
                 <w:i w:val="0"/>
                 <w:sz w:val="24"/>
               </w:rPr>
+              <w:t>12</w:t>
+            </w:r>
+          </w:p>
+        </w:tc>
+      </w:tr>
+      <w:tr>
+        <w:trPr>
+          <w:trHeight w:val="403"/>
+        </w:trPr>
+        <w:tc>
+          <w:tcPr>
+            <w:tcW w:type="dxa" w:w="1008"/>
+            <w:vAlign w:val="center"/>
+          </w:tcPr>
+          <w:p>
+            <w:pPr>
+              <w:spacing w:after="0" w:before="0" w:line="240" w:lineRule="auto"/>
+            </w:pPr>
+            <w:r/>
+            <w:r>
+              <w:rPr>
+                <w:rFonts w:ascii="Times New Roman" w:hAnsi="Times New Roman" w:eastAsia="Times New Roman"/>
+                <w:b/>
+                <w:i w:val="0"/>
+                <w:sz w:val="24"/>
+              </w:rPr>
             </w:r>
           </w:p>
         </w:tc>
         <w:tc>
           <w:tcPr>
-            <w:tcW w:type="dxa" w:w="6768"/>
+            <w:tcW w:type="dxa" w:w="6336"/>
+            <w:vAlign w:val="center"/>
           </w:tcPr>
           <w:p>
             <w:pPr>
-              <w:spacing w:after="0" w:line="240" w:lineRule="auto"/>
+              <w:spacing w:after="0" w:before="0" w:line="240" w:lineRule="auto"/>
+              <w:ind w:left="317"/>
             </w:pPr>
             <w:r/>
             <w:r>
@@ -922,11 +1014,13 @@
         </w:tc>
         <w:tc>
           <w:tcPr>
-            <w:tcW w:type="dxa" w:w="1440"/>
+            <w:tcW w:type="dxa" w:w="2016"/>
+            <w:vAlign w:val="center"/>
           </w:tcPr>
           <w:p>
             <w:pPr>
-              <w:spacing w:after="0" w:line="240" w:lineRule="auto"/>
+              <w:spacing w:after="0" w:before="0" w:line="240" w:lineRule="auto"/>
+              <w:jc w:val="center"/>
             </w:pPr>
             <w:r/>
             <w:r>
@@ -936,25 +1030,29 @@
                 <w:i w:val="0"/>
                 <w:sz w:val="24"/>
               </w:rPr>
-              <w:t>10</w:t>
+              <w:t>12</w:t>
             </w:r>
           </w:p>
         </w:tc>
       </w:tr>
       <w:tr>
+        <w:trPr>
+          <w:trHeight w:val="403"/>
+        </w:trPr>
         <w:tc>
           <w:tcPr>
-            <w:tcW w:type="dxa" w:w="1152"/>
+            <w:tcW w:type="dxa" w:w="1008"/>
+            <w:vAlign w:val="center"/>
           </w:tcPr>
           <w:p>
             <w:pPr>
-              <w:spacing w:after="0" w:line="240" w:lineRule="auto"/>
+              <w:spacing w:after="0" w:before="0" w:line="240" w:lineRule="auto"/>
             </w:pPr>
             <w:r/>
             <w:r>
               <w:rPr>
                 <w:rFonts w:ascii="Times New Roman" w:hAnsi="Times New Roman" w:eastAsia="Times New Roman"/>
-                <w:b w:val="0"/>
+                <w:b/>
                 <w:i w:val="0"/>
                 <w:sz w:val="24"/>
               </w:rPr>
@@ -963,11 +1061,13 @@
         </w:tc>
         <w:tc>
           <w:tcPr>
-            <w:tcW w:type="dxa" w:w="6768"/>
+            <w:tcW w:type="dxa" w:w="6336"/>
+            <w:vAlign w:val="center"/>
           </w:tcPr>
           <w:p>
             <w:pPr>
-              <w:spacing w:after="0" w:line="240" w:lineRule="auto"/>
+              <w:spacing w:after="0" w:before="0" w:line="240" w:lineRule="auto"/>
+              <w:ind w:left="317"/>
             </w:pPr>
             <w:r/>
             <w:r>
@@ -983,11 +1083,13 @@
         </w:tc>
         <w:tc>
           <w:tcPr>
-            <w:tcW w:type="dxa" w:w="1440"/>
+            <w:tcW w:type="dxa" w:w="2016"/>
+            <w:vAlign w:val="center"/>
           </w:tcPr>
           <w:p>
             <w:pPr>
-              <w:spacing w:after="0" w:line="240" w:lineRule="auto"/>
+              <w:spacing w:after="0" w:before="0" w:line="240" w:lineRule="auto"/>
+              <w:jc w:val="center"/>
             </w:pPr>
             <w:r/>
             <w:r>
@@ -997,25 +1099,29 @@
                 <w:i w:val="0"/>
                 <w:sz w:val="24"/>
               </w:rPr>
-              <w:t>11</w:t>
+              <w:t>13</w:t>
             </w:r>
           </w:p>
         </w:tc>
       </w:tr>
       <w:tr>
+        <w:trPr>
+          <w:trHeight w:val="403"/>
+        </w:trPr>
         <w:tc>
           <w:tcPr>
-            <w:tcW w:type="dxa" w:w="1152"/>
+            <w:tcW w:type="dxa" w:w="1008"/>
+            <w:vAlign w:val="center"/>
           </w:tcPr>
           <w:p>
             <w:pPr>
-              <w:spacing w:after="0" w:line="240" w:lineRule="auto"/>
+              <w:spacing w:after="0" w:before="0" w:line="240" w:lineRule="auto"/>
             </w:pPr>
             <w:r/>
             <w:r>
               <w:rPr>
                 <w:rFonts w:ascii="Times New Roman" w:hAnsi="Times New Roman" w:eastAsia="Times New Roman"/>
-                <w:b w:val="0"/>
+                <w:b/>
                 <w:i w:val="0"/>
                 <w:sz w:val="24"/>
               </w:rPr>
@@ -1024,11 +1130,13 @@
         </w:tc>
         <w:tc>
           <w:tcPr>
-            <w:tcW w:type="dxa" w:w="6768"/>
+            <w:tcW w:type="dxa" w:w="6336"/>
+            <w:vAlign w:val="center"/>
           </w:tcPr>
           <w:p>
             <w:pPr>
-              <w:spacing w:after="0" w:line="240" w:lineRule="auto"/>
+              <w:spacing w:after="0" w:before="0" w:line="240" w:lineRule="auto"/>
+              <w:ind w:left="317"/>
             </w:pPr>
             <w:r/>
             <w:r>
@@ -1044,11 +1152,13 @@
         </w:tc>
         <w:tc>
           <w:tcPr>
-            <w:tcW w:type="dxa" w:w="1440"/>
+            <w:tcW w:type="dxa" w:w="2016"/>
+            <w:vAlign w:val="center"/>
           </w:tcPr>
           <w:p>
             <w:pPr>
-              <w:spacing w:after="0" w:line="240" w:lineRule="auto"/>
+              <w:spacing w:after="0" w:before="0" w:line="240" w:lineRule="auto"/>
+              <w:jc w:val="center"/>
             </w:pPr>
             <w:r/>
             <w:r>
@@ -1058,19 +1168,67 @@
                 <w:i w:val="0"/>
                 <w:sz w:val="24"/>
               </w:rPr>
-              <w:t>12</w:t>
+              <w:t>14</w:t>
             </w:r>
           </w:p>
         </w:tc>
       </w:tr>
       <w:tr>
+        <w:trPr>
+          <w:trHeight w:val="403"/>
+        </w:trPr>
         <w:tc>
           <w:tcPr>
-            <w:tcW w:type="dxa" w:w="1152"/>
+            <w:tcW w:type="dxa" w:w="1008"/>
+            <w:vAlign w:val="center"/>
           </w:tcPr>
           <w:p>
             <w:pPr>
-              <w:spacing w:after="0" w:line="240" w:lineRule="auto"/>
+              <w:spacing w:after="0" w:before="0" w:line="240" w:lineRule="auto"/>
+            </w:pPr>
+            <w:r/>
+            <w:r>
+              <w:rPr>
+                <w:rFonts w:ascii="Times New Roman" w:hAnsi="Times New Roman" w:eastAsia="Times New Roman"/>
+                <w:b/>
+                <w:i w:val="0"/>
+                <w:sz w:val="24"/>
+              </w:rPr>
+              <w:t>6</w:t>
+            </w:r>
+          </w:p>
+        </w:tc>
+        <w:tc>
+          <w:tcPr>
+            <w:tcW w:type="dxa" w:w="6336"/>
+            <w:vAlign w:val="center"/>
+          </w:tcPr>
+          <w:p>
+            <w:pPr>
+              <w:spacing w:after="0" w:before="0" w:line="240" w:lineRule="auto"/>
+              <w:ind w:left="86"/>
+            </w:pPr>
+            <w:r/>
+            <w:r>
+              <w:rPr>
+                <w:rFonts w:ascii="Times New Roman" w:hAnsi="Times New Roman" w:eastAsia="Times New Roman"/>
+                <w:b/>
+                <w:i w:val="0"/>
+                <w:sz w:val="24"/>
+              </w:rPr>
+              <w:t>RESULTS AND DISCUSSION</w:t>
+            </w:r>
+          </w:p>
+        </w:tc>
+        <w:tc>
+          <w:tcPr>
+            <w:tcW w:type="dxa" w:w="2016"/>
+            <w:vAlign w:val="center"/>
+          </w:tcPr>
+          <w:p>
+            <w:pPr>
+              <w:spacing w:after="0" w:before="0" w:line="240" w:lineRule="auto"/>
+              <w:jc w:val="center"/>
             </w:pPr>
             <w:r/>
             <w:r>
@@ -1080,65 +1238,29 @@
                 <w:i w:val="0"/>
                 <w:sz w:val="24"/>
               </w:rPr>
-              <w:t>6</w:t>
+              <w:t>16</w:t>
             </w:r>
           </w:p>
         </w:tc>
+      </w:tr>
+      <w:tr>
+        <w:trPr>
+          <w:trHeight w:val="403"/>
+        </w:trPr>
         <w:tc>
           <w:tcPr>
-            <w:tcW w:type="dxa" w:w="6768"/>
+            <w:tcW w:type="dxa" w:w="1008"/>
+            <w:vAlign w:val="center"/>
           </w:tcPr>
           <w:p>
             <w:pPr>
-              <w:spacing w:after="0" w:line="240" w:lineRule="auto"/>
+              <w:spacing w:after="0" w:before="0" w:line="240" w:lineRule="auto"/>
             </w:pPr>
             <w:r/>
             <w:r>
               <w:rPr>
                 <w:rFonts w:ascii="Times New Roman" w:hAnsi="Times New Roman" w:eastAsia="Times New Roman"/>
-                <w:b w:val="0"/>
-                <w:i w:val="0"/>
-                <w:sz w:val="24"/>
-              </w:rPr>
-              <w:t>RESULTS AND DISCUSSION</w:t>
-            </w:r>
-          </w:p>
-        </w:tc>
-        <w:tc>
-          <w:tcPr>
-            <w:tcW w:type="dxa" w:w="1440"/>
-          </w:tcPr>
-          <w:p>
-            <w:pPr>
-              <w:spacing w:after="0" w:line="240" w:lineRule="auto"/>
-            </w:pPr>
-            <w:r/>
-            <w:r>
-              <w:rPr>
-                <w:rFonts w:ascii="Times New Roman" w:hAnsi="Times New Roman" w:eastAsia="Times New Roman"/>
-                <w:b w:val="0"/>
-                <w:i w:val="0"/>
-                <w:sz w:val="24"/>
-              </w:rPr>
-              <w:t>13</w:t>
-            </w:r>
-          </w:p>
-        </w:tc>
-      </w:tr>
-      <w:tr>
-        <w:tc>
-          <w:tcPr>
-            <w:tcW w:type="dxa" w:w="1152"/>
-          </w:tcPr>
-          <w:p>
-            <w:pPr>
-              <w:spacing w:after="0" w:line="240" w:lineRule="auto"/>
-            </w:pPr>
-            <w:r/>
-            <w:r>
-              <w:rPr>
-                <w:rFonts w:ascii="Times New Roman" w:hAnsi="Times New Roman" w:eastAsia="Times New Roman"/>
-                <w:b w:val="0"/>
+                <w:b/>
                 <w:i w:val="0"/>
                 <w:sz w:val="24"/>
               </w:rPr>
@@ -1147,11 +1269,13 @@
         </w:tc>
         <w:tc>
           <w:tcPr>
-            <w:tcW w:type="dxa" w:w="6768"/>
+            <w:tcW w:type="dxa" w:w="6336"/>
+            <w:vAlign w:val="center"/>
           </w:tcPr>
           <w:p>
             <w:pPr>
-              <w:spacing w:after="0" w:line="240" w:lineRule="auto"/>
+              <w:spacing w:after="0" w:before="0" w:line="240" w:lineRule="auto"/>
+              <w:ind w:left="317"/>
             </w:pPr>
             <w:r/>
             <w:r>
@@ -1167,11 +1291,13 @@
         </w:tc>
         <w:tc>
           <w:tcPr>
-            <w:tcW w:type="dxa" w:w="1440"/>
+            <w:tcW w:type="dxa" w:w="2016"/>
+            <w:vAlign w:val="center"/>
           </w:tcPr>
           <w:p>
             <w:pPr>
-              <w:spacing w:after="0" w:line="240" w:lineRule="auto"/>
+              <w:spacing w:after="0" w:before="0" w:line="240" w:lineRule="auto"/>
+              <w:jc w:val="center"/>
             </w:pPr>
             <w:r/>
             <w:r>
@@ -1181,25 +1307,29 @@
                 <w:i w:val="0"/>
                 <w:sz w:val="24"/>
               </w:rPr>
-              <w:t>13</w:t>
+              <w:t>16</w:t>
             </w:r>
           </w:p>
         </w:tc>
       </w:tr>
       <w:tr>
+        <w:trPr>
+          <w:trHeight w:val="403"/>
+        </w:trPr>
         <w:tc>
           <w:tcPr>
-            <w:tcW w:type="dxa" w:w="1152"/>
+            <w:tcW w:type="dxa" w:w="1008"/>
+            <w:vAlign w:val="center"/>
           </w:tcPr>
           <w:p>
             <w:pPr>
-              <w:spacing w:after="0" w:line="240" w:lineRule="auto"/>
+              <w:spacing w:after="0" w:before="0" w:line="240" w:lineRule="auto"/>
             </w:pPr>
             <w:r/>
             <w:r>
               <w:rPr>
                 <w:rFonts w:ascii="Times New Roman" w:hAnsi="Times New Roman" w:eastAsia="Times New Roman"/>
-                <w:b w:val="0"/>
+                <w:b/>
                 <w:i w:val="0"/>
                 <w:sz w:val="24"/>
               </w:rPr>
@@ -1208,11 +1338,13 @@
         </w:tc>
         <w:tc>
           <w:tcPr>
-            <w:tcW w:type="dxa" w:w="6768"/>
+            <w:tcW w:type="dxa" w:w="6336"/>
+            <w:vAlign w:val="center"/>
           </w:tcPr>
           <w:p>
             <w:pPr>
-              <w:spacing w:after="0" w:line="240" w:lineRule="auto"/>
+              <w:spacing w:after="0" w:before="0" w:line="240" w:lineRule="auto"/>
+              <w:ind w:left="317"/>
             </w:pPr>
             <w:r/>
             <w:r>
@@ -1228,11 +1360,13 @@
         </w:tc>
         <w:tc>
           <w:tcPr>
-            <w:tcW w:type="dxa" w:w="1440"/>
+            <w:tcW w:type="dxa" w:w="2016"/>
+            <w:vAlign w:val="center"/>
           </w:tcPr>
           <w:p>
             <w:pPr>
-              <w:spacing w:after="0" w:line="240" w:lineRule="auto"/>
+              <w:spacing w:after="0" w:before="0" w:line="240" w:lineRule="auto"/>
+              <w:jc w:val="center"/>
             </w:pPr>
             <w:r/>
             <w:r>
@@ -1242,25 +1376,29 @@
                 <w:i w:val="0"/>
                 <w:sz w:val="24"/>
               </w:rPr>
-              <w:t>13</w:t>
+              <w:t>16</w:t>
             </w:r>
           </w:p>
         </w:tc>
       </w:tr>
       <w:tr>
+        <w:trPr>
+          <w:trHeight w:val="403"/>
+        </w:trPr>
         <w:tc>
           <w:tcPr>
-            <w:tcW w:type="dxa" w:w="1152"/>
+            <w:tcW w:type="dxa" w:w="1008"/>
+            <w:vAlign w:val="center"/>
           </w:tcPr>
           <w:p>
             <w:pPr>
-              <w:spacing w:after="0" w:line="240" w:lineRule="auto"/>
+              <w:spacing w:after="0" w:before="0" w:line="240" w:lineRule="auto"/>
             </w:pPr>
             <w:r/>
             <w:r>
               <w:rPr>
                 <w:rFonts w:ascii="Times New Roman" w:hAnsi="Times New Roman" w:eastAsia="Times New Roman"/>
-                <w:b w:val="0"/>
+                <w:b/>
                 <w:i w:val="0"/>
                 <w:sz w:val="24"/>
               </w:rPr>
@@ -1269,11 +1407,13 @@
         </w:tc>
         <w:tc>
           <w:tcPr>
-            <w:tcW w:type="dxa" w:w="6768"/>
+            <w:tcW w:type="dxa" w:w="6336"/>
+            <w:vAlign w:val="center"/>
           </w:tcPr>
           <w:p>
             <w:pPr>
-              <w:spacing w:after="0" w:line="240" w:lineRule="auto"/>
+              <w:spacing w:after="0" w:before="0" w:line="240" w:lineRule="auto"/>
+              <w:ind w:left="317"/>
             </w:pPr>
             <w:r/>
             <w:r>
@@ -1289,11 +1429,13 @@
         </w:tc>
         <w:tc>
           <w:tcPr>
-            <w:tcW w:type="dxa" w:w="1440"/>
+            <w:tcW w:type="dxa" w:w="2016"/>
+            <w:vAlign w:val="center"/>
           </w:tcPr>
           <w:p>
             <w:pPr>
-              <w:spacing w:after="0" w:line="240" w:lineRule="auto"/>
+              <w:spacing w:after="0" w:before="0" w:line="240" w:lineRule="auto"/>
+              <w:jc w:val="center"/>
             </w:pPr>
             <w:r/>
             <w:r>
@@ -1303,19 +1445,67 @@
                 <w:i w:val="0"/>
                 <w:sz w:val="24"/>
               </w:rPr>
-              <w:t>15</w:t>
+              <w:t>19</w:t>
             </w:r>
           </w:p>
         </w:tc>
       </w:tr>
       <w:tr>
+        <w:trPr>
+          <w:trHeight w:val="403"/>
+        </w:trPr>
         <w:tc>
           <w:tcPr>
-            <w:tcW w:type="dxa" w:w="1152"/>
+            <w:tcW w:type="dxa" w:w="1008"/>
+            <w:vAlign w:val="center"/>
           </w:tcPr>
           <w:p>
             <w:pPr>
-              <w:spacing w:after="0" w:line="240" w:lineRule="auto"/>
+              <w:spacing w:after="0" w:before="0" w:line="240" w:lineRule="auto"/>
+            </w:pPr>
+            <w:r/>
+            <w:r>
+              <w:rPr>
+                <w:rFonts w:ascii="Times New Roman" w:hAnsi="Times New Roman" w:eastAsia="Times New Roman"/>
+                <w:b/>
+                <w:i w:val="0"/>
+                <w:sz w:val="24"/>
+              </w:rPr>
+              <w:t>7</w:t>
+            </w:r>
+          </w:p>
+        </w:tc>
+        <w:tc>
+          <w:tcPr>
+            <w:tcW w:type="dxa" w:w="6336"/>
+            <w:vAlign w:val="center"/>
+          </w:tcPr>
+          <w:p>
+            <w:pPr>
+              <w:spacing w:after="0" w:before="0" w:line="240" w:lineRule="auto"/>
+              <w:ind w:left="86"/>
+            </w:pPr>
+            <w:r/>
+            <w:r>
+              <w:rPr>
+                <w:rFonts w:ascii="Times New Roman" w:hAnsi="Times New Roman" w:eastAsia="Times New Roman"/>
+                <w:b/>
+                <w:i w:val="0"/>
+                <w:sz w:val="24"/>
+              </w:rPr>
+              <w:t>CONCLUSION</w:t>
+            </w:r>
+          </w:p>
+        </w:tc>
+        <w:tc>
+          <w:tcPr>
+            <w:tcW w:type="dxa" w:w="2016"/>
+            <w:vAlign w:val="center"/>
+          </w:tcPr>
+          <w:p>
+            <w:pPr>
+              <w:spacing w:after="0" w:before="0" w:line="240" w:lineRule="auto"/>
+              <w:jc w:val="center"/>
             </w:pPr>
             <w:r/>
             <w:r>
@@ -1325,17 +1515,67 @@
                 <w:i w:val="0"/>
                 <w:sz w:val="24"/>
               </w:rPr>
-              <w:t>7</w:t>
+              <w:t>20</w:t>
+            </w:r>
+          </w:p>
+        </w:tc>
+      </w:tr>
+      <w:tr>
+        <w:trPr>
+          <w:trHeight w:val="403"/>
+        </w:trPr>
+        <w:tc>
+          <w:tcPr>
+            <w:tcW w:type="dxa" w:w="1008"/>
+            <w:vAlign w:val="center"/>
+          </w:tcPr>
+          <w:p>
+            <w:pPr>
+              <w:spacing w:after="0" w:before="0" w:line="240" w:lineRule="auto"/>
+            </w:pPr>
+            <w:r/>
+            <w:r>
+              <w:rPr>
+                <w:rFonts w:ascii="Times New Roman" w:hAnsi="Times New Roman" w:eastAsia="Times New Roman"/>
+                <w:b/>
+                <w:i w:val="0"/>
+                <w:sz w:val="24"/>
+              </w:rPr>
+              <w:t>8</w:t>
             </w:r>
           </w:p>
         </w:tc>
         <w:tc>
           <w:tcPr>
-            <w:tcW w:type="dxa" w:w="6768"/>
+            <w:tcW w:type="dxa" w:w="6336"/>
+            <w:vAlign w:val="center"/>
           </w:tcPr>
           <w:p>
             <w:pPr>
-              <w:spacing w:after="0" w:line="240" w:lineRule="auto"/>
+              <w:spacing w:after="0" w:before="0" w:line="240" w:lineRule="auto"/>
+              <w:ind w:left="86"/>
+            </w:pPr>
+            <w:r/>
+            <w:r>
+              <w:rPr>
+                <w:rFonts w:ascii="Times New Roman" w:hAnsi="Times New Roman" w:eastAsia="Times New Roman"/>
+                <w:b/>
+                <w:i w:val="0"/>
+                <w:sz w:val="24"/>
+              </w:rPr>
+              <w:t>FUTURE ENHANCEMENT</w:t>
+            </w:r>
+          </w:p>
+        </w:tc>
+        <w:tc>
+          <w:tcPr>
+            <w:tcW w:type="dxa" w:w="2016"/>
+            <w:vAlign w:val="center"/>
+          </w:tcPr>
+          <w:p>
+            <w:pPr>
+              <w:spacing w:after="0" w:before="0" w:line="240" w:lineRule="auto"/>
+              <w:jc w:val="center"/>
             </w:pPr>
             <w:r/>
             <w:r>
@@ -1345,17 +1585,66 @@
                 <w:i w:val="0"/>
                 <w:sz w:val="24"/>
               </w:rPr>
-              <w:t>CONCLUSION</w:t>
+              <w:t>21</w:t>
+            </w:r>
+          </w:p>
+        </w:tc>
+      </w:tr>
+      <w:tr>
+        <w:trPr>
+          <w:trHeight w:val="403"/>
+        </w:trPr>
+        <w:tc>
+          <w:tcPr>
+            <w:tcW w:type="dxa" w:w="1008"/>
+            <w:vAlign w:val="center"/>
+          </w:tcPr>
+          <w:p>
+            <w:pPr>
+              <w:spacing w:after="0" w:before="0" w:line="240" w:lineRule="auto"/>
+            </w:pPr>
+            <w:r/>
+            <w:r>
+              <w:rPr>
+                <w:rFonts w:ascii="Times New Roman" w:hAnsi="Times New Roman" w:eastAsia="Times New Roman"/>
+                <w:b/>
+                <w:i w:val="0"/>
+                <w:sz w:val="24"/>
+              </w:rPr>
             </w:r>
           </w:p>
         </w:tc>
         <w:tc>
           <w:tcPr>
-            <w:tcW w:type="dxa" w:w="1440"/>
+            <w:tcW w:type="dxa" w:w="6336"/>
+            <w:vAlign w:val="center"/>
           </w:tcPr>
           <w:p>
             <w:pPr>
-              <w:spacing w:after="0" w:line="240" w:lineRule="auto"/>
+              <w:spacing w:after="0" w:before="0" w:line="240" w:lineRule="auto"/>
+              <w:ind w:left="86"/>
+            </w:pPr>
+            <w:r/>
+            <w:r>
+              <w:rPr>
+                <w:rFonts w:ascii="Times New Roman" w:hAnsi="Times New Roman" w:eastAsia="Times New Roman"/>
+                <w:b/>
+                <w:i w:val="0"/>
+                <w:sz w:val="24"/>
+              </w:rPr>
+              <w:t>BIBLIOGRAPHY</w:t>
+            </w:r>
+          </w:p>
+        </w:tc>
+        <w:tc>
+          <w:tcPr>
+            <w:tcW w:type="dxa" w:w="2016"/>
+            <w:vAlign w:val="center"/>
+          </w:tcPr>
+          <w:p>
+            <w:pPr>
+              <w:spacing w:after="0" w:before="0" w:line="240" w:lineRule="auto"/>
+              <w:jc w:val="center"/>
             </w:pPr>
             <w:r/>
             <w:r>
@@ -1365,130 +1654,7 @@
                 <w:i w:val="0"/>
                 <w:sz w:val="24"/>
               </w:rPr>
-              <w:t>17</w:t>
-            </w:r>
-          </w:p>
-        </w:tc>
-      </w:tr>
-      <w:tr>
-        <w:tc>
-          <w:tcPr>
-            <w:tcW w:type="dxa" w:w="1152"/>
-          </w:tcPr>
-          <w:p>
-            <w:pPr>
-              <w:spacing w:after="0" w:line="240" w:lineRule="auto"/>
-            </w:pPr>
-            <w:r/>
-            <w:r>
-              <w:rPr>
-                <w:rFonts w:ascii="Times New Roman" w:hAnsi="Times New Roman" w:eastAsia="Times New Roman"/>
-                <w:b w:val="0"/>
-                <w:i w:val="0"/>
-                <w:sz w:val="24"/>
-              </w:rPr>
-              <w:t>8</w:t>
-            </w:r>
-          </w:p>
-        </w:tc>
-        <w:tc>
-          <w:tcPr>
-            <w:tcW w:type="dxa" w:w="6768"/>
-          </w:tcPr>
-          <w:p>
-            <w:pPr>
-              <w:spacing w:after="0" w:line="240" w:lineRule="auto"/>
-            </w:pPr>
-            <w:r/>
-            <w:r>
-              <w:rPr>
-                <w:rFonts w:ascii="Times New Roman" w:hAnsi="Times New Roman" w:eastAsia="Times New Roman"/>
-                <w:b w:val="0"/>
-                <w:i w:val="0"/>
-                <w:sz w:val="24"/>
-              </w:rPr>
-              <w:t>FUTURE ENHANCEMENT</w:t>
-            </w:r>
-          </w:p>
-        </w:tc>
-        <w:tc>
-          <w:tcPr>
-            <w:tcW w:type="dxa" w:w="1440"/>
-          </w:tcPr>
-          <w:p>
-            <w:pPr>
-              <w:spacing w:after="0" w:line="240" w:lineRule="auto"/>
-            </w:pPr>
-            <w:r/>
-            <w:r>
-              <w:rPr>
-                <w:rFonts w:ascii="Times New Roman" w:hAnsi="Times New Roman" w:eastAsia="Times New Roman"/>
-                <w:b w:val="0"/>
-                <w:i w:val="0"/>
-                <w:sz w:val="24"/>
-              </w:rPr>
-              <w:t>17</w:t>
-            </w:r>
-          </w:p>
-        </w:tc>
-      </w:tr>
-      <w:tr>
-        <w:tc>
-          <w:tcPr>
-            <w:tcW w:type="dxa" w:w="1152"/>
-          </w:tcPr>
-          <w:p>
-            <w:pPr>
-              <w:spacing w:after="0" w:line="240" w:lineRule="auto"/>
-            </w:pPr>
-            <w:r/>
-            <w:r>
-              <w:rPr>
-                <w:rFonts w:ascii="Times New Roman" w:hAnsi="Times New Roman" w:eastAsia="Times New Roman"/>
-                <w:b w:val="0"/>
-                <w:i w:val="0"/>
-                <w:sz w:val="24"/>
-              </w:rPr>
-            </w:r>
-          </w:p>
-        </w:tc>
-        <w:tc>
-          <w:tcPr>
-            <w:tcW w:type="dxa" w:w="6768"/>
-          </w:tcPr>
-          <w:p>
-            <w:pPr>
-              <w:spacing w:after="0" w:line="240" w:lineRule="auto"/>
-            </w:pPr>
-            <w:r/>
-            <w:r>
-              <w:rPr>
-                <w:rFonts w:ascii="Times New Roman" w:hAnsi="Times New Roman" w:eastAsia="Times New Roman"/>
-                <w:b w:val="0"/>
-                <w:i w:val="0"/>
-                <w:sz w:val="24"/>
-              </w:rPr>
-              <w:t>BIBLIOGRAPHY</w:t>
-            </w:r>
-          </w:p>
-        </w:tc>
-        <w:tc>
-          <w:tcPr>
-            <w:tcW w:type="dxa" w:w="1440"/>
-          </w:tcPr>
-          <w:p>
-            <w:pPr>
-              <w:spacing w:after="0" w:line="240" w:lineRule="auto"/>
-            </w:pPr>
-            <w:r/>
-            <w:r>
-              <w:rPr>
-                <w:rFonts w:ascii="Times New Roman" w:hAnsi="Times New Roman" w:eastAsia="Times New Roman"/>
-                <w:b w:val="0"/>
-                <w:i w:val="0"/>
-                <w:sz w:val="24"/>
-              </w:rPr>
-              <w:t>18</w:t>
+              <w:t>22</w:t>
             </w:r>
           </w:p>
         </w:tc>
@@ -1731,10 +1897,11 @@
         <w:tc>
           <w:tcPr>
             <w:tcW w:type="dxa" w:w="648"/>
+            <w:vAlign w:val="center"/>
           </w:tcPr>
           <w:p>
             <w:pPr>
-              <w:spacing w:after="0" w:line="240" w:lineRule="auto"/>
+              <w:spacing w:after="0" w:before="0" w:line="240" w:lineRule="auto"/>
             </w:pPr>
             <w:r/>
             <w:r>
@@ -1751,10 +1918,11 @@
         <w:tc>
           <w:tcPr>
             <w:tcW w:type="dxa" w:w="2088"/>
+            <w:vAlign w:val="center"/>
           </w:tcPr>
           <w:p>
             <w:pPr>
-              <w:spacing w:after="0" w:line="240" w:lineRule="auto"/>
+              <w:spacing w:after="0" w:before="0" w:line="240" w:lineRule="auto"/>
             </w:pPr>
             <w:r/>
             <w:r>
@@ -1771,10 +1939,11 @@
         <w:tc>
           <w:tcPr>
             <w:tcW w:type="dxa" w:w="1512"/>
+            <w:vAlign w:val="center"/>
           </w:tcPr>
           <w:p>
             <w:pPr>
-              <w:spacing w:after="0" w:line="240" w:lineRule="auto"/>
+              <w:spacing w:after="0" w:before="0" w:line="240" w:lineRule="auto"/>
             </w:pPr>
             <w:r/>
             <w:r>
@@ -1791,10 +1960,11 @@
         <w:tc>
           <w:tcPr>
             <w:tcW w:type="dxa" w:w="1656"/>
+            <w:vAlign w:val="center"/>
           </w:tcPr>
           <w:p>
             <w:pPr>
-              <w:spacing w:after="0" w:line="240" w:lineRule="auto"/>
+              <w:spacing w:after="0" w:before="0" w:line="240" w:lineRule="auto"/>
             </w:pPr>
             <w:r/>
             <w:r>
@@ -1811,10 +1981,11 @@
         <w:tc>
           <w:tcPr>
             <w:tcW w:type="dxa" w:w="1440"/>
+            <w:vAlign w:val="center"/>
           </w:tcPr>
           <w:p>
             <w:pPr>
-              <w:spacing w:after="0" w:line="240" w:lineRule="auto"/>
+              <w:spacing w:after="0" w:before="0" w:line="240" w:lineRule="auto"/>
             </w:pPr>
             <w:r/>
             <w:r>
@@ -1831,10 +2002,11 @@
         <w:tc>
           <w:tcPr>
             <w:tcW w:type="dxa" w:w="2016"/>
+            <w:vAlign w:val="center"/>
           </w:tcPr>
           <w:p>
             <w:pPr>
-              <w:spacing w:after="0" w:line="240" w:lineRule="auto"/>
+              <w:spacing w:after="0" w:before="0" w:line="240" w:lineRule="auto"/>
             </w:pPr>
             <w:r/>
             <w:r>
@@ -1853,10 +2025,11 @@
         <w:tc>
           <w:tcPr>
             <w:tcW w:type="dxa" w:w="648"/>
+            <w:vAlign w:val="center"/>
           </w:tcPr>
           <w:p>
             <w:pPr>
-              <w:spacing w:after="0" w:line="240" w:lineRule="auto"/>
+              <w:spacing w:after="0" w:before="0" w:line="240" w:lineRule="auto"/>
             </w:pPr>
             <w:r/>
             <w:r>
@@ -1873,10 +2046,11 @@
         <w:tc>
           <w:tcPr>
             <w:tcW w:type="dxa" w:w="2088"/>
+            <w:vAlign w:val="center"/>
           </w:tcPr>
           <w:p>
             <w:pPr>
-              <w:spacing w:after="0" w:line="240" w:lineRule="auto"/>
+              <w:spacing w:after="0" w:before="0" w:line="240" w:lineRule="auto"/>
             </w:pPr>
             <w:r/>
             <w:r>
@@ -1893,10 +2067,11 @@
         <w:tc>
           <w:tcPr>
             <w:tcW w:type="dxa" w:w="1512"/>
+            <w:vAlign w:val="center"/>
           </w:tcPr>
           <w:p>
             <w:pPr>
-              <w:spacing w:after="0" w:line="240" w:lineRule="auto"/>
+              <w:spacing w:after="0" w:before="0" w:line="240" w:lineRule="auto"/>
             </w:pPr>
             <w:r/>
             <w:r>
@@ -1913,10 +2088,11 @@
         <w:tc>
           <w:tcPr>
             <w:tcW w:type="dxa" w:w="1656"/>
+            <w:vAlign w:val="center"/>
           </w:tcPr>
           <w:p>
             <w:pPr>
-              <w:spacing w:after="0" w:line="240" w:lineRule="auto"/>
+              <w:spacing w:after="0" w:before="0" w:line="240" w:lineRule="auto"/>
             </w:pPr>
             <w:r/>
             <w:r>
@@ -1933,10 +2109,11 @@
         <w:tc>
           <w:tcPr>
             <w:tcW w:type="dxa" w:w="1440"/>
+            <w:vAlign w:val="center"/>
           </w:tcPr>
           <w:p>
             <w:pPr>
-              <w:spacing w:after="0" w:line="240" w:lineRule="auto"/>
+              <w:spacing w:after="0" w:before="0" w:line="240" w:lineRule="auto"/>
             </w:pPr>
             <w:r/>
             <w:r>
@@ -1953,10 +2130,11 @@
         <w:tc>
           <w:tcPr>
             <w:tcW w:type="dxa" w:w="2016"/>
+            <w:vAlign w:val="center"/>
           </w:tcPr>
           <w:p>
             <w:pPr>
-              <w:spacing w:after="0" w:line="240" w:lineRule="auto"/>
+              <w:spacing w:after="0" w:before="0" w:line="240" w:lineRule="auto"/>
             </w:pPr>
             <w:r/>
             <w:r>
@@ -1975,10 +2153,11 @@
         <w:tc>
           <w:tcPr>
             <w:tcW w:type="dxa" w:w="648"/>
+            <w:vAlign w:val="center"/>
           </w:tcPr>
           <w:p>
             <w:pPr>
-              <w:spacing w:after="0" w:line="240" w:lineRule="auto"/>
+              <w:spacing w:after="0" w:before="0" w:line="240" w:lineRule="auto"/>
             </w:pPr>
             <w:r/>
             <w:r>
@@ -1995,10 +2174,11 @@
         <w:tc>
           <w:tcPr>
             <w:tcW w:type="dxa" w:w="2088"/>
+            <w:vAlign w:val="center"/>
           </w:tcPr>
           <w:p>
             <w:pPr>
-              <w:spacing w:after="0" w:line="240" w:lineRule="auto"/>
+              <w:spacing w:after="0" w:before="0" w:line="240" w:lineRule="auto"/>
             </w:pPr>
             <w:r/>
             <w:r>
@@ -2015,10 +2195,11 @@
         <w:tc>
           <w:tcPr>
             <w:tcW w:type="dxa" w:w="1512"/>
+            <w:vAlign w:val="center"/>
           </w:tcPr>
           <w:p>
             <w:pPr>
-              <w:spacing w:after="0" w:line="240" w:lineRule="auto"/>
+              <w:spacing w:after="0" w:before="0" w:line="240" w:lineRule="auto"/>
             </w:pPr>
             <w:r/>
             <w:r>
@@ -2035,10 +2216,11 @@
         <w:tc>
           <w:tcPr>
             <w:tcW w:type="dxa" w:w="1656"/>
+            <w:vAlign w:val="center"/>
           </w:tcPr>
           <w:p>
             <w:pPr>
-              <w:spacing w:after="0" w:line="240" w:lineRule="auto"/>
+              <w:spacing w:after="0" w:before="0" w:line="240" w:lineRule="auto"/>
             </w:pPr>
             <w:r/>
             <w:r>
@@ -2055,10 +2237,11 @@
         <w:tc>
           <w:tcPr>
             <w:tcW w:type="dxa" w:w="1440"/>
+            <w:vAlign w:val="center"/>
           </w:tcPr>
           <w:p>
             <w:pPr>
-              <w:spacing w:after="0" w:line="240" w:lineRule="auto"/>
+              <w:spacing w:after="0" w:before="0" w:line="240" w:lineRule="auto"/>
             </w:pPr>
             <w:r/>
             <w:r>
@@ -2075,10 +2258,11 @@
         <w:tc>
           <w:tcPr>
             <w:tcW w:type="dxa" w:w="2016"/>
+            <w:vAlign w:val="center"/>
           </w:tcPr>
           <w:p>
             <w:pPr>
-              <w:spacing w:after="0" w:line="240" w:lineRule="auto"/>
+              <w:spacing w:after="0" w:before="0" w:line="240" w:lineRule="auto"/>
             </w:pPr>
             <w:r/>
             <w:r>
@@ -2097,10 +2281,11 @@
         <w:tc>
           <w:tcPr>
             <w:tcW w:type="dxa" w:w="648"/>
+            <w:vAlign w:val="center"/>
           </w:tcPr>
           <w:p>
             <w:pPr>
-              <w:spacing w:after="0" w:line="240" w:lineRule="auto"/>
+              <w:spacing w:after="0" w:before="0" w:line="240" w:lineRule="auto"/>
             </w:pPr>
             <w:r/>
             <w:r>
@@ -2117,10 +2302,11 @@
         <w:tc>
           <w:tcPr>
             <w:tcW w:type="dxa" w:w="2088"/>
+            <w:vAlign w:val="center"/>
           </w:tcPr>
           <w:p>
             <w:pPr>
-              <w:spacing w:after="0" w:line="240" w:lineRule="auto"/>
+              <w:spacing w:after="0" w:before="0" w:line="240" w:lineRule="auto"/>
             </w:pPr>
             <w:r/>
             <w:r>
@@ -2137,10 +2323,11 @@
         <w:tc>
           <w:tcPr>
             <w:tcW w:type="dxa" w:w="1512"/>
+            <w:vAlign w:val="center"/>
           </w:tcPr>
           <w:p>
             <w:pPr>
-              <w:spacing w:after="0" w:line="240" w:lineRule="auto"/>
+              <w:spacing w:after="0" w:before="0" w:line="240" w:lineRule="auto"/>
             </w:pPr>
             <w:r/>
             <w:r>
@@ -2157,10 +2344,11 @@
         <w:tc>
           <w:tcPr>
             <w:tcW w:type="dxa" w:w="1656"/>
+            <w:vAlign w:val="center"/>
           </w:tcPr>
           <w:p>
             <w:pPr>
-              <w:spacing w:after="0" w:line="240" w:lineRule="auto"/>
+              <w:spacing w:after="0" w:before="0" w:line="240" w:lineRule="auto"/>
             </w:pPr>
             <w:r/>
             <w:r>
@@ -2177,10 +2365,11 @@
         <w:tc>
           <w:tcPr>
             <w:tcW w:type="dxa" w:w="1440"/>
+            <w:vAlign w:val="center"/>
           </w:tcPr>
           <w:p>
             <w:pPr>
-              <w:spacing w:after="0" w:line="240" w:lineRule="auto"/>
+              <w:spacing w:after="0" w:before="0" w:line="240" w:lineRule="auto"/>
             </w:pPr>
             <w:r/>
             <w:r>
@@ -2197,10 +2386,11 @@
         <w:tc>
           <w:tcPr>
             <w:tcW w:type="dxa" w:w="2016"/>
+            <w:vAlign w:val="center"/>
           </w:tcPr>
           <w:p>
             <w:pPr>
-              <w:spacing w:after="0" w:line="240" w:lineRule="auto"/>
+              <w:spacing w:after="0" w:before="0" w:line="240" w:lineRule="auto"/>
             </w:pPr>
             <w:r/>
             <w:r>
@@ -2219,10 +2409,11 @@
         <w:tc>
           <w:tcPr>
             <w:tcW w:type="dxa" w:w="648"/>
+            <w:vAlign w:val="center"/>
           </w:tcPr>
           <w:p>
             <w:pPr>
-              <w:spacing w:after="0" w:line="240" w:lineRule="auto"/>
+              <w:spacing w:after="0" w:before="0" w:line="240" w:lineRule="auto"/>
             </w:pPr>
             <w:r/>
             <w:r>
@@ -2239,10 +2430,11 @@
         <w:tc>
           <w:tcPr>
             <w:tcW w:type="dxa" w:w="2088"/>
+            <w:vAlign w:val="center"/>
           </w:tcPr>
           <w:p>
             <w:pPr>
-              <w:spacing w:after="0" w:line="240" w:lineRule="auto"/>
+              <w:spacing w:after="0" w:before="0" w:line="240" w:lineRule="auto"/>
             </w:pPr>
             <w:r/>
             <w:r>
@@ -2259,10 +2451,11 @@
         <w:tc>
           <w:tcPr>
             <w:tcW w:type="dxa" w:w="1512"/>
+            <w:vAlign w:val="center"/>
           </w:tcPr>
           <w:p>
             <w:pPr>
-              <w:spacing w:after="0" w:line="240" w:lineRule="auto"/>
+              <w:spacing w:after="0" w:before="0" w:line="240" w:lineRule="auto"/>
             </w:pPr>
             <w:r/>
             <w:r>
@@ -2279,10 +2472,11 @@
         <w:tc>
           <w:tcPr>
             <w:tcW w:type="dxa" w:w="1656"/>
+            <w:vAlign w:val="center"/>
           </w:tcPr>
           <w:p>
             <w:pPr>
-              <w:spacing w:after="0" w:line="240" w:lineRule="auto"/>
+              <w:spacing w:after="0" w:before="0" w:line="240" w:lineRule="auto"/>
             </w:pPr>
             <w:r/>
             <w:r>
@@ -2299,10 +2493,11 @@
         <w:tc>
           <w:tcPr>
             <w:tcW w:type="dxa" w:w="1440"/>
+            <w:vAlign w:val="center"/>
           </w:tcPr>
           <w:p>
             <w:pPr>
-              <w:spacing w:after="0" w:line="240" w:lineRule="auto"/>
+              <w:spacing w:after="0" w:before="0" w:line="240" w:lineRule="auto"/>
             </w:pPr>
             <w:r/>
             <w:r>
@@ -2319,10 +2514,11 @@
         <w:tc>
           <w:tcPr>
             <w:tcW w:type="dxa" w:w="2016"/>
+            <w:vAlign w:val="center"/>
           </w:tcPr>
           <w:p>
             <w:pPr>
-              <w:spacing w:after="0" w:line="240" w:lineRule="auto"/>
+              <w:spacing w:after="0" w:before="0" w:line="240" w:lineRule="auto"/>
             </w:pPr>
             <w:r/>
             <w:r>
@@ -2341,10 +2537,11 @@
         <w:tc>
           <w:tcPr>
             <w:tcW w:type="dxa" w:w="648"/>
+            <w:vAlign w:val="center"/>
           </w:tcPr>
           <w:p>
             <w:pPr>
-              <w:spacing w:after="0" w:line="240" w:lineRule="auto"/>
+              <w:spacing w:after="0" w:before="0" w:line="240" w:lineRule="auto"/>
             </w:pPr>
             <w:r/>
             <w:r>
@@ -2361,10 +2558,11 @@
         <w:tc>
           <w:tcPr>
             <w:tcW w:type="dxa" w:w="2088"/>
+            <w:vAlign w:val="center"/>
           </w:tcPr>
           <w:p>
             <w:pPr>
-              <w:spacing w:after="0" w:line="240" w:lineRule="auto"/>
+              <w:spacing w:after="0" w:before="0" w:line="240" w:lineRule="auto"/>
             </w:pPr>
             <w:r/>
             <w:r>
@@ -2381,10 +2579,11 @@
         <w:tc>
           <w:tcPr>
             <w:tcW w:type="dxa" w:w="1512"/>
+            <w:vAlign w:val="center"/>
           </w:tcPr>
           <w:p>
             <w:pPr>
-              <w:spacing w:after="0" w:line="240" w:lineRule="auto"/>
+              <w:spacing w:after="0" w:before="0" w:line="240" w:lineRule="auto"/>
             </w:pPr>
             <w:r/>
             <w:r>
@@ -2401,10 +2600,11 @@
         <w:tc>
           <w:tcPr>
             <w:tcW w:type="dxa" w:w="1656"/>
+            <w:vAlign w:val="center"/>
           </w:tcPr>
           <w:p>
             <w:pPr>
-              <w:spacing w:after="0" w:line="240" w:lineRule="auto"/>
+              <w:spacing w:after="0" w:before="0" w:line="240" w:lineRule="auto"/>
             </w:pPr>
             <w:r/>
             <w:r>
@@ -2421,10 +2621,11 @@
         <w:tc>
           <w:tcPr>
             <w:tcW w:type="dxa" w:w="1440"/>
+            <w:vAlign w:val="center"/>
           </w:tcPr>
           <w:p>
             <w:pPr>
-              <w:spacing w:after="0" w:line="240" w:lineRule="auto"/>
+              <w:spacing w:after="0" w:before="0" w:line="240" w:lineRule="auto"/>
             </w:pPr>
             <w:r/>
             <w:r>
@@ -2441,10 +2642,11 @@
         <w:tc>
           <w:tcPr>
             <w:tcW w:type="dxa" w:w="2016"/>
+            <w:vAlign w:val="center"/>
           </w:tcPr>
           <w:p>
             <w:pPr>
-              <w:spacing w:after="0" w:line="240" w:lineRule="auto"/>
+              <w:spacing w:after="0" w:before="0" w:line="240" w:lineRule="auto"/>
             </w:pPr>
             <w:r/>
             <w:r>
@@ -2463,10 +2665,11 @@
         <w:tc>
           <w:tcPr>
             <w:tcW w:type="dxa" w:w="648"/>
+            <w:vAlign w:val="center"/>
           </w:tcPr>
           <w:p>
             <w:pPr>
-              <w:spacing w:after="0" w:line="240" w:lineRule="auto"/>
+              <w:spacing w:after="0" w:before="0" w:line="240" w:lineRule="auto"/>
             </w:pPr>
             <w:r/>
             <w:r>
@@ -2483,10 +2686,11 @@
         <w:tc>
           <w:tcPr>
             <w:tcW w:type="dxa" w:w="2088"/>
+            <w:vAlign w:val="center"/>
           </w:tcPr>
           <w:p>
             <w:pPr>
-              <w:spacing w:after="0" w:line="240" w:lineRule="auto"/>
+              <w:spacing w:after="0" w:before="0" w:line="240" w:lineRule="auto"/>
             </w:pPr>
             <w:r/>
             <w:r>
@@ -2503,10 +2707,11 @@
         <w:tc>
           <w:tcPr>
             <w:tcW w:type="dxa" w:w="1512"/>
+            <w:vAlign w:val="center"/>
           </w:tcPr>
           <w:p>
             <w:pPr>
-              <w:spacing w:after="0" w:line="240" w:lineRule="auto"/>
+              <w:spacing w:after="0" w:before="0" w:line="240" w:lineRule="auto"/>
             </w:pPr>
             <w:r/>
             <w:r>
@@ -2523,10 +2728,11 @@
         <w:tc>
           <w:tcPr>
             <w:tcW w:type="dxa" w:w="1656"/>
+            <w:vAlign w:val="center"/>
           </w:tcPr>
           <w:p>
             <w:pPr>
-              <w:spacing w:after="0" w:line="240" w:lineRule="auto"/>
+              <w:spacing w:after="0" w:before="0" w:line="240" w:lineRule="auto"/>
             </w:pPr>
             <w:r/>
             <w:r>
@@ -2543,10 +2749,11 @@
         <w:tc>
           <w:tcPr>
             <w:tcW w:type="dxa" w:w="1440"/>
+            <w:vAlign w:val="center"/>
           </w:tcPr>
           <w:p>
             <w:pPr>
-              <w:spacing w:after="0" w:line="240" w:lineRule="auto"/>
+              <w:spacing w:after="0" w:before="0" w:line="240" w:lineRule="auto"/>
             </w:pPr>
             <w:r/>
             <w:r>
@@ -2563,10 +2770,11 @@
         <w:tc>
           <w:tcPr>
             <w:tcW w:type="dxa" w:w="2016"/>
+            <w:vAlign w:val="center"/>
           </w:tcPr>
           <w:p>
             <w:pPr>
-              <w:spacing w:after="0" w:line="240" w:lineRule="auto"/>
+              <w:spacing w:after="0" w:before="0" w:line="240" w:lineRule="auto"/>
             </w:pPr>
             <w:r/>
             <w:r>
@@ -2585,10 +2793,11 @@
         <w:tc>
           <w:tcPr>
             <w:tcW w:type="dxa" w:w="648"/>
+            <w:vAlign w:val="center"/>
           </w:tcPr>
           <w:p>
             <w:pPr>
-              <w:spacing w:after="0" w:line="240" w:lineRule="auto"/>
+              <w:spacing w:after="0" w:before="0" w:line="240" w:lineRule="auto"/>
             </w:pPr>
             <w:r/>
             <w:r>
@@ -2605,10 +2814,11 @@
         <w:tc>
           <w:tcPr>
             <w:tcW w:type="dxa" w:w="2088"/>
+            <w:vAlign w:val="center"/>
           </w:tcPr>
           <w:p>
             <w:pPr>
-              <w:spacing w:after="0" w:line="240" w:lineRule="auto"/>
+              <w:spacing w:after="0" w:before="0" w:line="240" w:lineRule="auto"/>
             </w:pPr>
             <w:r/>
             <w:r>
@@ -2625,10 +2835,11 @@
         <w:tc>
           <w:tcPr>
             <w:tcW w:type="dxa" w:w="1512"/>
+            <w:vAlign w:val="center"/>
           </w:tcPr>
           <w:p>
             <w:pPr>
-              <w:spacing w:after="0" w:line="240" w:lineRule="auto"/>
+              <w:spacing w:after="0" w:before="0" w:line="240" w:lineRule="auto"/>
             </w:pPr>
             <w:r/>
             <w:r>
@@ -2645,10 +2856,11 @@
         <w:tc>
           <w:tcPr>
             <w:tcW w:type="dxa" w:w="1656"/>
+            <w:vAlign w:val="center"/>
           </w:tcPr>
           <w:p>
             <w:pPr>
-              <w:spacing w:after="0" w:line="240" w:lineRule="auto"/>
+              <w:spacing w:after="0" w:before="0" w:line="240" w:lineRule="auto"/>
             </w:pPr>
             <w:r/>
             <w:r>
@@ -2665,10 +2877,11 @@
         <w:tc>
           <w:tcPr>
             <w:tcW w:type="dxa" w:w="1440"/>
+            <w:vAlign w:val="center"/>
           </w:tcPr>
           <w:p>
             <w:pPr>
-              <w:spacing w:after="0" w:line="240" w:lineRule="auto"/>
+              <w:spacing w:after="0" w:before="0" w:line="240" w:lineRule="auto"/>
             </w:pPr>
             <w:r/>
             <w:r>
@@ -2685,10 +2898,11 @@
         <w:tc>
           <w:tcPr>
             <w:tcW w:type="dxa" w:w="2016"/>
+            <w:vAlign w:val="center"/>
           </w:tcPr>
           <w:p>
             <w:pPr>
-              <w:spacing w:after="0" w:line="240" w:lineRule="auto"/>
+              <w:spacing w:after="0" w:before="0" w:line="240" w:lineRule="auto"/>
             </w:pPr>
             <w:r/>
             <w:r>
@@ -2707,10 +2921,11 @@
         <w:tc>
           <w:tcPr>
             <w:tcW w:type="dxa" w:w="648"/>
+            <w:vAlign w:val="center"/>
           </w:tcPr>
           <w:p>
             <w:pPr>
-              <w:spacing w:after="0" w:line="240" w:lineRule="auto"/>
+              <w:spacing w:after="0" w:before="0" w:line="240" w:lineRule="auto"/>
             </w:pPr>
             <w:r/>
             <w:r>
@@ -2727,10 +2942,11 @@
         <w:tc>
           <w:tcPr>
             <w:tcW w:type="dxa" w:w="2088"/>
+            <w:vAlign w:val="center"/>
           </w:tcPr>
           <w:p>
             <w:pPr>
-              <w:spacing w:after="0" w:line="240" w:lineRule="auto"/>
+              <w:spacing w:after="0" w:before="0" w:line="240" w:lineRule="auto"/>
             </w:pPr>
             <w:r/>
             <w:r>
@@ -2747,10 +2963,11 @@
         <w:tc>
           <w:tcPr>
             <w:tcW w:type="dxa" w:w="1512"/>
+            <w:vAlign w:val="center"/>
           </w:tcPr>
           <w:p>
             <w:pPr>
-              <w:spacing w:after="0" w:line="240" w:lineRule="auto"/>
+              <w:spacing w:after="0" w:before="0" w:line="240" w:lineRule="auto"/>
             </w:pPr>
             <w:r/>
             <w:r>
@@ -2767,10 +2984,11 @@
         <w:tc>
           <w:tcPr>
             <w:tcW w:type="dxa" w:w="1656"/>
+            <w:vAlign w:val="center"/>
           </w:tcPr>
           <w:p>
             <w:pPr>
-              <w:spacing w:after="0" w:line="240" w:lineRule="auto"/>
+              <w:spacing w:after="0" w:before="0" w:line="240" w:lineRule="auto"/>
             </w:pPr>
             <w:r/>
             <w:r>
@@ -2787,10 +3005,11 @@
         <w:tc>
           <w:tcPr>
             <w:tcW w:type="dxa" w:w="1440"/>
+            <w:vAlign w:val="center"/>
           </w:tcPr>
           <w:p>
             <w:pPr>
-              <w:spacing w:after="0" w:line="240" w:lineRule="auto"/>
+              <w:spacing w:after="0" w:before="0" w:line="240" w:lineRule="auto"/>
             </w:pPr>
             <w:r/>
             <w:r>
@@ -2807,10 +3026,11 @@
         <w:tc>
           <w:tcPr>
             <w:tcW w:type="dxa" w:w="2016"/>
+            <w:vAlign w:val="center"/>
           </w:tcPr>
           <w:p>
             <w:pPr>
-              <w:spacing w:after="0" w:line="240" w:lineRule="auto"/>
+              <w:spacing w:after="0" w:before="0" w:line="240" w:lineRule="auto"/>
             </w:pPr>
             <w:r/>
             <w:r>
@@ -2829,10 +3049,11 @@
         <w:tc>
           <w:tcPr>
             <w:tcW w:type="dxa" w:w="648"/>
+            <w:vAlign w:val="center"/>
           </w:tcPr>
           <w:p>
             <w:pPr>
-              <w:spacing w:after="0" w:line="240" w:lineRule="auto"/>
+              <w:spacing w:after="0" w:before="0" w:line="240" w:lineRule="auto"/>
             </w:pPr>
             <w:r/>
             <w:r>
@@ -2849,10 +3070,11 @@
         <w:tc>
           <w:tcPr>
             <w:tcW w:type="dxa" w:w="2088"/>
+            <w:vAlign w:val="center"/>
           </w:tcPr>
           <w:p>
             <w:pPr>
-              <w:spacing w:after="0" w:line="240" w:lineRule="auto"/>
+              <w:spacing w:after="0" w:before="0" w:line="240" w:lineRule="auto"/>
             </w:pPr>
             <w:r/>
             <w:r>
@@ -2869,10 +3091,11 @@
         <w:tc>
           <w:tcPr>
             <w:tcW w:type="dxa" w:w="1512"/>
+            <w:vAlign w:val="center"/>
           </w:tcPr>
           <w:p>
             <w:pPr>
-              <w:spacing w:after="0" w:line="240" w:lineRule="auto"/>
+              <w:spacing w:after="0" w:before="0" w:line="240" w:lineRule="auto"/>
             </w:pPr>
             <w:r/>
             <w:r>
@@ -2889,10 +3112,11 @@
         <w:tc>
           <w:tcPr>
             <w:tcW w:type="dxa" w:w="1656"/>
+            <w:vAlign w:val="center"/>
           </w:tcPr>
           <w:p>
             <w:pPr>
-              <w:spacing w:after="0" w:line="240" w:lineRule="auto"/>
+              <w:spacing w:after="0" w:before="0" w:line="240" w:lineRule="auto"/>
             </w:pPr>
             <w:r/>
             <w:r>
@@ -2909,10 +3133,11 @@
         <w:tc>
           <w:tcPr>
             <w:tcW w:type="dxa" w:w="1440"/>
+            <w:vAlign w:val="center"/>
           </w:tcPr>
           <w:p>
             <w:pPr>
-              <w:spacing w:after="0" w:line="240" w:lineRule="auto"/>
+              <w:spacing w:after="0" w:before="0" w:line="240" w:lineRule="auto"/>
             </w:pPr>
             <w:r/>
             <w:r>
@@ -2929,10 +3154,11 @@
         <w:tc>
           <w:tcPr>
             <w:tcW w:type="dxa" w:w="2016"/>
+            <w:vAlign w:val="center"/>
           </w:tcPr>
           <w:p>
             <w:pPr>
-              <w:spacing w:after="0" w:line="240" w:lineRule="auto"/>
+              <w:spacing w:after="0" w:before="0" w:line="240" w:lineRule="auto"/>
             </w:pPr>
             <w:r/>
             <w:r>
@@ -2951,10 +3177,11 @@
         <w:tc>
           <w:tcPr>
             <w:tcW w:type="dxa" w:w="648"/>
+            <w:vAlign w:val="center"/>
           </w:tcPr>
           <w:p>
             <w:pPr>
-              <w:spacing w:after="0" w:line="240" w:lineRule="auto"/>
+              <w:spacing w:after="0" w:before="0" w:line="240" w:lineRule="auto"/>
             </w:pPr>
             <w:r/>
             <w:r>
@@ -2971,10 +3198,11 @@
         <w:tc>
           <w:tcPr>
             <w:tcW w:type="dxa" w:w="2088"/>
+            <w:vAlign w:val="center"/>
           </w:tcPr>
           <w:p>
             <w:pPr>
-              <w:spacing w:after="0" w:line="240" w:lineRule="auto"/>
+              <w:spacing w:after="0" w:before="0" w:line="240" w:lineRule="auto"/>
             </w:pPr>
             <w:r/>
             <w:r>
@@ -2991,10 +3219,11 @@
         <w:tc>
           <w:tcPr>
             <w:tcW w:type="dxa" w:w="1512"/>
+            <w:vAlign w:val="center"/>
           </w:tcPr>
           <w:p>
             <w:pPr>
-              <w:spacing w:after="0" w:line="240" w:lineRule="auto"/>
+              <w:spacing w:after="0" w:before="0" w:line="240" w:lineRule="auto"/>
             </w:pPr>
             <w:r/>
             <w:r>
@@ -3011,10 +3240,11 @@
         <w:tc>
           <w:tcPr>
             <w:tcW w:type="dxa" w:w="1656"/>
+            <w:vAlign w:val="center"/>
           </w:tcPr>
           <w:p>
             <w:pPr>
-              <w:spacing w:after="0" w:line="240" w:lineRule="auto"/>
+              <w:spacing w:after="0" w:before="0" w:line="240" w:lineRule="auto"/>
             </w:pPr>
             <w:r/>
             <w:r>
@@ -3031,10 +3261,11 @@
         <w:tc>
           <w:tcPr>
             <w:tcW w:type="dxa" w:w="1440"/>
+            <w:vAlign w:val="center"/>
           </w:tcPr>
           <w:p>
             <w:pPr>
-              <w:spacing w:after="0" w:line="240" w:lineRule="auto"/>
+              <w:spacing w:after="0" w:before="0" w:line="240" w:lineRule="auto"/>
             </w:pPr>
             <w:r/>
             <w:r>
@@ -3051,10 +3282,11 @@
         <w:tc>
           <w:tcPr>
             <w:tcW w:type="dxa" w:w="2016"/>
+            <w:vAlign w:val="center"/>
           </w:tcPr>
           <w:p>
             <w:pPr>
-              <w:spacing w:after="0" w:line="240" w:lineRule="auto"/>
+              <w:spacing w:after="0" w:before="0" w:line="240" w:lineRule="auto"/>
             </w:pPr>
             <w:r/>
             <w:r>
@@ -3331,6 +3563,61 @@
           <w:sz w:val="24"/>
         </w:rPr>
         <w:t>A Random Forest of 200 decision trees is trained on a stratified sample of 200,000 records, augmented as described, and is evaluated once on a held-out partition of 45,315 records that takes no part in training. The fitted model is serialised to disk so that the application starts without repeating the training cycle, and is exposed through a web interface offering both single-address and batch analysis. At no point does the system retrieve, request or resolve the address it is examining.</w:t>
+      </w:r>
+    </w:p>
+    <w:p>
+      <w:pPr>
+        <w:spacing w:before="200" w:after="80"/>
+        <w:jc w:val="center"/>
+      </w:pPr>
+      <w:r>
+        <w:drawing>
+          <wp:inline xmlns:a="http://schemas.openxmlformats.org/drawingml/2006/main" xmlns:pic="http://schemas.openxmlformats.org/drawingml/2006/picture">
+            <wp:extent cx="5120640" cy="2249978"/>
+            <wp:docPr id="1" name="Picture 1"/>
+            <wp:cNvGraphicFramePr>
+              <a:graphicFrameLocks noChangeAspect="1"/>
+            </wp:cNvGraphicFramePr>
+            <a:graphic>
+              <a:graphicData uri="http://schemas.openxmlformats.org/drawingml/2006/picture">
+                <pic:pic>
+                  <pic:nvPicPr>
+                    <pic:cNvPr id="0" name="fig_artifacts.png"/>
+                    <pic:cNvPicPr/>
+                  </pic:nvPicPr>
+                  <pic:blipFill>
+                    <a:blip r:embed="rId10"/>
+                    <a:stretch>
+                      <a:fillRect/>
+                    </a:stretch>
+                  </pic:blipFill>
+                  <pic:spPr>
+                    <a:xfrm>
+                      <a:off x="0" y="0"/>
+                      <a:ext cx="5120640" cy="2249978"/>
+                    </a:xfrm>
+                    <a:prstGeom prst="rect"/>
+                  </pic:spPr>
+                </pic:pic>
+              </a:graphicData>
+            </a:graphic>
+          </wp:inline>
+        </w:drawing>
+      </w:r>
+    </w:p>
+    <w:p>
+      <w:pPr>
+        <w:spacing w:after="240" w:before="0" w:line="360" w:lineRule="auto"/>
+        <w:jc w:val="center"/>
+      </w:pPr>
+      <w:r>
+        <w:rPr>
+          <w:rFonts w:ascii="Times New Roman" w:hAnsi="Times New Roman" w:eastAsia="Times New Roman"/>
+          <w:b w:val="0"/>
+          <w:i/>
+          <w:sz w:val="24"/>
+        </w:rPr>
+        <w:t>Fig 3.1  The two collection artifacts found in the corpus</w:t>
       </w:r>
     </w:p>
     <w:p>
@@ -3923,6 +4210,61 @@
     </w:p>
     <w:p>
       <w:pPr>
+        <w:spacing w:before="200" w:after="80"/>
+        <w:jc w:val="center"/>
+      </w:pPr>
+      <w:r>
+        <w:drawing>
+          <wp:inline xmlns:a="http://schemas.openxmlformats.org/drawingml/2006/main" xmlns:pic="http://schemas.openxmlformats.org/drawingml/2006/picture">
+            <wp:extent cx="3291840" cy="6365523"/>
+            <wp:docPr id="2" name="Picture 2"/>
+            <wp:cNvGraphicFramePr>
+              <a:graphicFrameLocks noChangeAspect="1"/>
+            </wp:cNvGraphicFramePr>
+            <a:graphic>
+              <a:graphicData uri="http://schemas.openxmlformats.org/drawingml/2006/picture">
+                <pic:pic>
+                  <pic:nvPicPr>
+                    <pic:cNvPr id="0" name="fig_workflow.png"/>
+                    <pic:cNvPicPr/>
+                  </pic:nvPicPr>
+                  <pic:blipFill>
+                    <a:blip r:embed="rId11"/>
+                    <a:stretch>
+                      <a:fillRect/>
+                    </a:stretch>
+                  </pic:blipFill>
+                  <pic:spPr>
+                    <a:xfrm>
+                      <a:off x="0" y="0"/>
+                      <a:ext cx="3291840" cy="6365523"/>
+                    </a:xfrm>
+                    <a:prstGeom prst="rect"/>
+                  </pic:spPr>
+                </pic:pic>
+              </a:graphicData>
+            </a:graphic>
+          </wp:inline>
+        </w:drawing>
+      </w:r>
+    </w:p>
+    <w:p>
+      <w:pPr>
+        <w:spacing w:after="240" w:before="0" w:line="360" w:lineRule="auto"/>
+        <w:jc w:val="center"/>
+      </w:pPr>
+      <w:r>
+        <w:rPr>
+          <w:rFonts w:ascii="Times New Roman" w:hAnsi="Times New Roman" w:eastAsia="Times New Roman"/>
+          <w:b w:val="0"/>
+          <w:i/>
+          <w:sz w:val="24"/>
+        </w:rPr>
+        <w:t>Fig 5.1  Overall system workflow</w:t>
+      </w:r>
+    </w:p>
+    <w:p>
+      <w:pPr>
         <w:spacing w:after="120" w:before="200" w:line="360" w:lineRule="auto"/>
         <w:jc w:val="left"/>
       </w:pPr>
@@ -3966,6 +4308,61 @@
           <w:sz w:val="24"/>
         </w:rPr>
         <w:t>The features fall into three groups. Length and count features record the size of the address and of its components, together with the number of occurrences of the characters that most often distinguish crafted addresses, such as the full stop, hyphen, slash, question mark, equals sign, at sign and percent sign. Structural features describe the hostname: the number of subdomains, the length of the top-level domain, whether a raw network address has been used in place of a name, whether a port is specified and whether the host belongs to a known shortening service. Statistical features capture the character distribution, comprising the Shannon entropy of the whole address and of the hostname, the ratio of digits to letters, the length of the longest token and the number of suspicious keywords present.</w:t>
+      </w:r>
+    </w:p>
+    <w:p>
+      <w:pPr>
+        <w:spacing w:before="200" w:after="80"/>
+        <w:jc w:val="center"/>
+      </w:pPr>
+      <w:r>
+        <w:drawing>
+          <wp:inline xmlns:a="http://schemas.openxmlformats.org/drawingml/2006/main" xmlns:pic="http://schemas.openxmlformats.org/drawingml/2006/picture">
+            <wp:extent cx="5120640" cy="2869363"/>
+            <wp:docPr id="3" name="Picture 3"/>
+            <wp:cNvGraphicFramePr>
+              <a:graphicFrameLocks noChangeAspect="1"/>
+            </wp:cNvGraphicFramePr>
+            <a:graphic>
+              <a:graphicData uri="http://schemas.openxmlformats.org/drawingml/2006/picture">
+                <pic:pic>
+                  <pic:nvPicPr>
+                    <pic:cNvPr id="0" name="fig_features.png"/>
+                    <pic:cNvPicPr/>
+                  </pic:nvPicPr>
+                  <pic:blipFill>
+                    <a:blip r:embed="rId12"/>
+                    <a:stretch>
+                      <a:fillRect/>
+                    </a:stretch>
+                  </pic:blipFill>
+                  <pic:spPr>
+                    <a:xfrm>
+                      <a:off x="0" y="0"/>
+                      <a:ext cx="5120640" cy="2869363"/>
+                    </a:xfrm>
+                    <a:prstGeom prst="rect"/>
+                  </pic:spPr>
+                </pic:pic>
+              </a:graphicData>
+            </a:graphic>
+          </wp:inline>
+        </w:drawing>
+      </w:r>
+    </w:p>
+    <w:p>
+      <w:pPr>
+        <w:spacing w:after="240" w:before="0" w:line="360" w:lineRule="auto"/>
+        <w:jc w:val="center"/>
+      </w:pPr>
+      <w:r>
+        <w:rPr>
+          <w:rFonts w:ascii="Times New Roman" w:hAnsi="Times New Roman" w:eastAsia="Times New Roman"/>
+          <w:b w:val="0"/>
+          <w:i/>
+          <w:sz w:val="24"/>
+        </w:rPr>
+        <w:t>Fig 5.2  The thirty lexical and host-based features</w:t>
       </w:r>
     </w:p>
     <w:p>
@@ -4137,8 +4534,8 @@
       <w:r>
         <w:drawing>
           <wp:inline xmlns:a="http://schemas.openxmlformats.org/drawingml/2006/main" xmlns:pic="http://schemas.openxmlformats.org/drawingml/2006/picture">
-            <wp:extent cx="5303520" cy="3654255"/>
-            <wp:docPr id="1" name="Picture 1"/>
+            <wp:extent cx="3840480" cy="2443942"/>
+            <wp:docPr id="4" name="Picture 4"/>
             <wp:cNvGraphicFramePr>
               <a:graphicFrameLocks noChangeAspect="1"/>
             </wp:cNvGraphicFramePr>
@@ -4146,11 +4543,11 @@
               <a:graphicData uri="http://schemas.openxmlformats.org/drawingml/2006/picture">
                 <pic:pic>
                   <pic:nvPicPr>
-                    <pic:cNvPr id="0" name="ui_home.png"/>
+                    <pic:cNvPr id="0" name="fig_metrics.png"/>
                     <pic:cNvPicPr/>
                   </pic:nvPicPr>
                   <pic:blipFill>
-                    <a:blip r:embed="rId10"/>
+                    <a:blip r:embed="rId13"/>
                     <a:stretch>
                       <a:fillRect/>
                     </a:stretch>
@@ -4158,7 +4555,7 @@
                   <pic:spPr>
                     <a:xfrm>
                       <a:off x="0" y="0"/>
-                      <a:ext cx="5303520" cy="3654255"/>
+                      <a:ext cx="3840480" cy="2443942"/>
                     </a:xfrm>
                     <a:prstGeom prst="rect"/>
                   </pic:spPr>
@@ -4181,7 +4578,7 @@
           <w:i/>
           <w:sz w:val="24"/>
         </w:rPr>
-        <w:t>Fig 6.1  Web interface showing the measured model performance</w:t>
+        <w:t>Fig 6.1  Accuracy, precision, recall and F1 on the held-out test set</w:t>
       </w:r>
     </w:p>
     <w:p>
@@ -4192,8 +4589,8 @@
       <w:r>
         <w:drawing>
           <wp:inline xmlns:a="http://schemas.openxmlformats.org/drawingml/2006/main" xmlns:pic="http://schemas.openxmlformats.org/drawingml/2006/picture">
-            <wp:extent cx="5303520" cy="2865194"/>
-            <wp:docPr id="2" name="Picture 2"/>
+            <wp:extent cx="3017520" cy="2598420"/>
+            <wp:docPr id="5" name="Picture 5"/>
             <wp:cNvGraphicFramePr>
               <a:graphicFrameLocks noChangeAspect="1"/>
             </wp:cNvGraphicFramePr>
@@ -4201,11 +4598,11 @@
               <a:graphicData uri="http://schemas.openxmlformats.org/drawingml/2006/picture">
                 <pic:pic>
                   <pic:nvPicPr>
-                    <pic:cNvPr id="0" name="res_mal.png"/>
+                    <pic:cNvPr id="0" name="fig_confusion.png"/>
                     <pic:cNvPicPr/>
                   </pic:nvPicPr>
                   <pic:blipFill>
-                    <a:blip r:embed="rId11"/>
+                    <a:blip r:embed="rId14"/>
                     <a:stretch>
                       <a:fillRect/>
                     </a:stretch>
@@ -4213,7 +4610,7 @@
                   <pic:spPr>
                     <a:xfrm>
                       <a:off x="0" y="0"/>
-                      <a:ext cx="5303520" cy="2865194"/>
+                      <a:ext cx="3017520" cy="2598420"/>
                     </a:xfrm>
                     <a:prstGeom prst="rect"/>
                   </pic:spPr>
@@ -4236,7 +4633,7 @@
           <w:i/>
           <w:sz w:val="24"/>
         </w:rPr>
-        <w:t>Fig 6.2  A phishing-style address classified as malicious</w:t>
+        <w:t>Fig 6.2  Confusion matrix for the 45,315-URL test partition</w:t>
       </w:r>
     </w:p>
     <w:p>
@@ -4247,8 +4644,8 @@
       <w:r>
         <w:drawing>
           <wp:inline xmlns:a="http://schemas.openxmlformats.org/drawingml/2006/main" xmlns:pic="http://schemas.openxmlformats.org/drawingml/2006/picture">
-            <wp:extent cx="5303520" cy="2865194"/>
-            <wp:docPr id="3" name="Picture 3"/>
+            <wp:extent cx="5212080" cy="3591250"/>
+            <wp:docPr id="6" name="Picture 6"/>
             <wp:cNvGraphicFramePr>
               <a:graphicFrameLocks noChangeAspect="1"/>
             </wp:cNvGraphicFramePr>
@@ -4256,11 +4653,11 @@
               <a:graphicData uri="http://schemas.openxmlformats.org/drawingml/2006/picture">
                 <pic:pic>
                   <pic:nvPicPr>
-                    <pic:cNvPr id="0" name="res_ben.png"/>
+                    <pic:cNvPr id="0" name="ui_home.png"/>
                     <pic:cNvPicPr/>
                   </pic:nvPicPr>
                   <pic:blipFill>
-                    <a:blip r:embed="rId12"/>
+                    <a:blip r:embed="rId15"/>
                     <a:stretch>
                       <a:fillRect/>
                     </a:stretch>
@@ -4268,7 +4665,7 @@
                   <pic:spPr>
                     <a:xfrm>
                       <a:off x="0" y="0"/>
-                      <a:ext cx="5303520" cy="2865194"/>
+                      <a:ext cx="5212080" cy="3591250"/>
                     </a:xfrm>
                     <a:prstGeom prst="rect"/>
                   </pic:spPr>
@@ -4291,7 +4688,7 @@
           <w:i/>
           <w:sz w:val="24"/>
         </w:rPr>
-        <w:t>Fig 6.3  A legitimate domain classified as benign</w:t>
+        <w:t>Fig 6.3  Web interface showing the measured model performance</w:t>
       </w:r>
     </w:p>
     <w:p>
@@ -4302,8 +4699,8 @@
       <w:r>
         <w:drawing>
           <wp:inline xmlns:a="http://schemas.openxmlformats.org/drawingml/2006/main" xmlns:pic="http://schemas.openxmlformats.org/drawingml/2006/picture">
-            <wp:extent cx="5303520" cy="2160214"/>
-            <wp:docPr id="4" name="Picture 4"/>
+            <wp:extent cx="5212080" cy="2815794"/>
+            <wp:docPr id="7" name="Picture 7"/>
             <wp:cNvGraphicFramePr>
               <a:graphicFrameLocks noChangeAspect="1"/>
             </wp:cNvGraphicFramePr>
@@ -4311,11 +4708,11 @@
               <a:graphicData uri="http://schemas.openxmlformats.org/drawingml/2006/picture">
                 <pic:pic>
                   <pic:nvPicPr>
-                    <pic:cNvPr id="0" name="res_batch.png"/>
+                    <pic:cNvPr id="0" name="res_mal.png"/>
                     <pic:cNvPicPr/>
                   </pic:nvPicPr>
                   <pic:blipFill>
-                    <a:blip r:embed="rId13"/>
+                    <a:blip r:embed="rId16"/>
                     <a:stretch>
                       <a:fillRect/>
                     </a:stretch>
@@ -4323,7 +4720,7 @@
                   <pic:spPr>
                     <a:xfrm>
                       <a:off x="0" y="0"/>
-                      <a:ext cx="5303520" cy="2160214"/>
+                      <a:ext cx="5212080" cy="2815794"/>
                     </a:xfrm>
                     <a:prstGeom prst="rect"/>
                   </pic:spPr>
@@ -4346,7 +4743,117 @@
           <w:i/>
           <w:sz w:val="24"/>
         </w:rPr>
-        <w:t>Fig 6.4  Batch analysis of six addresses</w:t>
+        <w:t>Fig 6.4  A phishing-style address classified as malicious</w:t>
+      </w:r>
+    </w:p>
+    <w:p>
+      <w:pPr>
+        <w:spacing w:before="200" w:after="80"/>
+        <w:jc w:val="center"/>
+      </w:pPr>
+      <w:r>
+        <w:drawing>
+          <wp:inline xmlns:a="http://schemas.openxmlformats.org/drawingml/2006/main" xmlns:pic="http://schemas.openxmlformats.org/drawingml/2006/picture">
+            <wp:extent cx="5212080" cy="2815794"/>
+            <wp:docPr id="8" name="Picture 8"/>
+            <wp:cNvGraphicFramePr>
+              <a:graphicFrameLocks noChangeAspect="1"/>
+            </wp:cNvGraphicFramePr>
+            <a:graphic>
+              <a:graphicData uri="http://schemas.openxmlformats.org/drawingml/2006/picture">
+                <pic:pic>
+                  <pic:nvPicPr>
+                    <pic:cNvPr id="0" name="res_ben.png"/>
+                    <pic:cNvPicPr/>
+                  </pic:nvPicPr>
+                  <pic:blipFill>
+                    <a:blip r:embed="rId17"/>
+                    <a:stretch>
+                      <a:fillRect/>
+                    </a:stretch>
+                  </pic:blipFill>
+                  <pic:spPr>
+                    <a:xfrm>
+                      <a:off x="0" y="0"/>
+                      <a:ext cx="5212080" cy="2815794"/>
+                    </a:xfrm>
+                    <a:prstGeom prst="rect"/>
+                  </pic:spPr>
+                </pic:pic>
+              </a:graphicData>
+            </a:graphic>
+          </wp:inline>
+        </w:drawing>
+      </w:r>
+    </w:p>
+    <w:p>
+      <w:pPr>
+        <w:spacing w:after="240" w:before="0" w:line="360" w:lineRule="auto"/>
+        <w:jc w:val="center"/>
+      </w:pPr>
+      <w:r>
+        <w:rPr>
+          <w:rFonts w:ascii="Times New Roman" w:hAnsi="Times New Roman" w:eastAsia="Times New Roman"/>
+          <w:b w:val="0"/>
+          <w:i/>
+          <w:sz w:val="24"/>
+        </w:rPr>
+        <w:t>Fig 6.5  A legitimate domain classified as benign</w:t>
+      </w:r>
+    </w:p>
+    <w:p>
+      <w:pPr>
+        <w:spacing w:before="200" w:after="80"/>
+        <w:jc w:val="center"/>
+      </w:pPr>
+      <w:r>
+        <w:drawing>
+          <wp:inline xmlns:a="http://schemas.openxmlformats.org/drawingml/2006/main" xmlns:pic="http://schemas.openxmlformats.org/drawingml/2006/picture">
+            <wp:extent cx="5212080" cy="2122969"/>
+            <wp:docPr id="9" name="Picture 9"/>
+            <wp:cNvGraphicFramePr>
+              <a:graphicFrameLocks noChangeAspect="1"/>
+            </wp:cNvGraphicFramePr>
+            <a:graphic>
+              <a:graphicData uri="http://schemas.openxmlformats.org/drawingml/2006/picture">
+                <pic:pic>
+                  <pic:nvPicPr>
+                    <pic:cNvPr id="0" name="res_batch.png"/>
+                    <pic:cNvPicPr/>
+                  </pic:nvPicPr>
+                  <pic:blipFill>
+                    <a:blip r:embed="rId18"/>
+                    <a:stretch>
+                      <a:fillRect/>
+                    </a:stretch>
+                  </pic:blipFill>
+                  <pic:spPr>
+                    <a:xfrm>
+                      <a:off x="0" y="0"/>
+                      <a:ext cx="5212080" cy="2122969"/>
+                    </a:xfrm>
+                    <a:prstGeom prst="rect"/>
+                  </pic:spPr>
+                </pic:pic>
+              </a:graphicData>
+            </a:graphic>
+          </wp:inline>
+        </w:drawing>
+      </w:r>
+    </w:p>
+    <w:p>
+      <w:pPr>
+        <w:spacing w:after="240" w:before="0" w:line="360" w:lineRule="auto"/>
+        <w:jc w:val="center"/>
+      </w:pPr>
+      <w:r>
+        <w:rPr>
+          <w:rFonts w:ascii="Times New Roman" w:hAnsi="Times New Roman" w:eastAsia="Times New Roman"/>
+          <w:b w:val="0"/>
+          <w:i/>
+          <w:sz w:val="24"/>
+        </w:rPr>
+        <w:t>Fig 6.6  Batch analysis of six addresses</w:t>
       </w:r>
     </w:p>
     <w:p>
